--- a/deliveries/2026-09-04/AutoBridge_Daily_2026-09-04/02_Procurement_Guides/GUIDE_20260904_05_PDI_Pre_Shipment.docx
+++ b/deliveries/2026-09-04/AutoBridge_Daily_2026-09-04/02_Procurement_Guides/GUIDE_20260904_05_PDI_Pre_Shipment.docx
@@ -7,7 +7,7 @@
         <w:pStyle w:val="Title"/>
       </w:pPr>
       <w:r>
-        <w:t>Pre-Shipment PDI and Protection for Vehicle Export: What to Do at the Yard — Without Inventing Fixed Thresholds</w:t>
+        <w:t>Pre-Shipment PDI and Handover for Vehicle Export: Carrier Rules vs AutoBridge's Recommended Checklist</w:t>
       </w:r>
     </w:p>
     <w:p>
@@ -29,7 +29,7 @@
         <w:t>SEO Title</w:t>
       </w:r>
       <w:r>
-        <w:t>: Vehicle Export PDI &amp; Pre-Shipment Protection Guide (RoRo / Container)</w:t>
+        <w:t>: Vehicle Export PDI &amp; Pre-Shipment Handover Guide — Named Carrier Rules</w:t>
       </w:r>
     </w:p>
     <w:p>
@@ -43,7 +43,7 @@
         <w:t>Meta Description</w:t>
       </w:r>
       <w:r>
-        <w:t>: The pre-shipment inspection and protection steps for exported vehicles — condition records, ICE vs NEV preparation, lashing principles, RoRo drive-on condition and handover documentation that supports a damage claim.</w:t>
+        <w:t>: Separate named RoRo carrier policies (Wallenius Wilhelmsen, Höegh Autoliners) — fuel, battery, SOC and operability — from AutoBridge's recommended pre-shipment inspection checklist; no universal fixed values.</w:t>
       </w:r>
     </w:p>
     <w:p>
@@ -57,7 +57,7 @@
         <w:t>Suggested URL</w:t>
       </w:r>
       <w:r>
-        <w:t>: /guides/vehicle-export-pdi-protection</w:t>
+        <w:t>: /guides/vehicle-export-pdi-pre-shipment-handover</w:t>
       </w:r>
     </w:p>
     <w:p>
@@ -71,7 +71,7 @@
         <w:t>H1</w:t>
       </w:r>
       <w:r>
-        <w:t>: Preparing a Vehicle for Shipment: a PDI and Protection Framework for Exporters</w:t>
+        <w:t>: Preparing a Vehicle for RoRo or Container Export: What the Named Carriers Require and What We Recommend</w:t>
       </w:r>
     </w:p>
     <w:p>
@@ -85,7 +85,7 @@
         <w:t>Primary Keyword</w:t>
       </w:r>
       <w:r>
-        <w:t>: vehicle export pdi pre-shipment protection checklist</w:t>
+        <w:t>: vehicle export pre-shipment inspection PDI handover RoRo</w:t>
       </w:r>
     </w:p>
     <w:p>
@@ -99,7 +99,7 @@
         <w:t>Secondary Search Terms</w:t>
       </w:r>
       <w:r>
-        <w:t>: RoRo vehicle condition, container car lashing, export vehicle battery disconnect, pre-shipment damage record, vehicle handover yard</w:t>
+        <w:t>: Wallenius Wilhelmsen fuel quarter tank, Hoegh BEV SOC 50 percent, RoRo operable vehicle, disconnect 12V battery used car, pre-shipment photo record</w:t>
       </w:r>
     </w:p>
     <w:p>
@@ -113,7 +113,7 @@
         <w:t>Internal Link Suggestions</w:t>
       </w:r>
       <w:r>
-        <w:t>: /guides/ev-battery-shipping-imdg-42-24/ ; /guides/vehicle-export-bill-of-lading-types/ ; /guides/export-vehicle-document-package/</w:t>
+        <w:t>: /guides/vehicle-export-bill-of-lading-types/ ; /guides/ev-shipping-un3556-imdg-compliance/ ; /guides/emission-fuel-compatibility-china-vehicles/</w:t>
       </w:r>
     </w:p>
     <w:p>
@@ -127,7 +127,7 @@
         <w:t>Image Suggestions</w:t>
       </w:r>
       <w:r>
-        <w:t>: PDI photo record points; four-point lashing schematic; RoRo drive-on condition; ICE vs NEV prep split</w:t>
+        <w:t>: PDI checklist sheet; RoRo self-driving ramp; named-carrier vs editorial-recommendation split diagram</w:t>
       </w:r>
     </w:p>
     <w:p>
@@ -141,7 +141,7 @@
         <w:t>ALT Suggestions</w:t>
       </w:r>
       <w:r>
-        <w:t>: "Vehicle pre-shipment PDI condition record and lashing"</w:t>
+        <w:t>: "Named RoRo carrier requirements versus recommended pre-shipment checklist"</w:t>
       </w:r>
     </w:p>
     <w:p>
@@ -149,39 +149,85 @@
         <w:pStyle w:val="Heading1"/>
       </w:pPr>
       <w:r>
-        <w:t>Why PDI Exists: It Builds the Evidence a Damage Claim Needs</w:t>
+        <w:t>Two Layers That Must Not Be Merged</w:t>
       </w:r>
     </w:p>
     <w:p>
       <w:r>
-        <w:t xml:space="preserve">Most post-arrival disputes are not about whether damage happened at sea — they are about whether anyone can prove the car was sound when it left the exporter's control. A disciplined pre-shipment PDI does two jobs at once: it prepares the vehicle for safe carriage, and it creates a time-, mileage- and photo-stamped record that anchors liability. This guide sets out the </w:t>
+        <w:t xml:space="preserve">Damage disputes at destination almost always trace back to one question: what was the vehicle's condition, fuel/battery state and operability </w:t>
       </w:r>
       <w:r>
         <w:rPr>
           <w:b/>
         </w:rPr>
-        <w:t>work items and documentation principles</w:t>
+        <w:t>at handover</w:t>
       </w:r>
       <w:r>
-        <w:t xml:space="preserve"> for the loading port. It deliberately </w:t>
+        <w:t>? To answer it cleanly, this guide keeps two layers separate:</w:t>
+      </w:r>
+    </w:p>
+    <w:p>
+      <w:pPr>
+        <w:pStyle w:val="ListNumber"/>
+      </w:pPr>
+      <w:r>
+        <w:rPr>
+          <w:b/>
+        </w:rPr>
+        <w:t>Named-carrier requirements (CARRIER_SPECIFIC)</w:t>
+      </w:r>
+      <w:r>
+        <w:t xml:space="preserve"> — written policies of specific RoRo carriers, here </w:t>
       </w:r>
       <w:r>
         <w:rPr>
           <w:b/>
         </w:rPr>
-        <w:t>does not publish fixed numeric thresholds</w:t>
+        <w:t>Wallenius Wilhelmsen (WW)</w:t>
       </w:r>
       <w:r>
-        <w:t xml:space="preserve"> for residual fuel, lashing breaking-strength, tyre pressure or battery state of charge: the figures circulating in freight SEO articles are not regulations, and the binding values come from the </w:t>
+        <w:t xml:space="preserve"> and </w:t>
       </w:r>
       <w:r>
         <w:rPr>
           <w:b/>
         </w:rPr>
-        <w:t>carrier, terminal and (for NEVs) the IMDG rule set</w:t>
+        <w:t>Höegh Autoliners (Höegh)</w:t>
       </w:r>
       <w:r>
-        <w:t>, confirmed per voyage.</w:t>
+        <w:t xml:space="preserve">. These are </w:t>
+      </w:r>
+      <w:r>
+        <w:rPr>
+          <w:b/>
+        </w:rPr>
+        <w:t>carrier policies, not international regulations</w:t>
+      </w:r>
+      <w:r>
+        <w:t>, they are not universal across all shipping lines, and the booked carrier's written instructions always govern.</w:t>
+      </w:r>
+    </w:p>
+    <w:p>
+      <w:pPr>
+        <w:pStyle w:val="ListNumber"/>
+      </w:pPr>
+      <w:r>
+        <w:rPr>
+          <w:b/>
+        </w:rPr>
+        <w:t>AutoBridge recommended pre-shipment checklist (EDITORIAL_RECOMMENDATION)</w:t>
+      </w:r>
+      <w:r>
+        <w:t xml:space="preserve"> — an inspection/record-keeping method this guide recommends for evidence. It is </w:t>
+      </w:r>
+      <w:r>
+        <w:rPr>
+          <w:b/>
+        </w:rPr>
+        <w:t>not</w:t>
+      </w:r>
+      <w:r>
+        <w:t xml:space="preserve"> an industry-mandatory procedure and is not presented as one.</w:t>
       </w:r>
     </w:p>
     <w:p>
@@ -189,90 +235,7 @@
         <w:pStyle w:val="Heading1"/>
       </w:pPr>
       <w:r>
-        <w:t>The PDI Record Itself</w:t>
-      </w:r>
-    </w:p>
-    <w:p>
-      <w:r>
-        <w:t>Before any protective step, document the baseline:</w:t>
-      </w:r>
-    </w:p>
-    <w:p>
-      <w:pPr>
-        <w:pStyle w:val="ListBullet"/>
-      </w:pPr>
-      <w:r>
-        <w:rPr>
-          <w:b/>
-        </w:rPr>
-        <w:t>Exterior and paint</w:t>
-      </w:r>
-      <w:r>
-        <w:t xml:space="preserve"> inspection, panel by panel, with dated photos (and video walk-around where practical), noting every existing scratch, dent or chip.</w:t>
-      </w:r>
-    </w:p>
-    <w:p>
-      <w:pPr>
-        <w:pStyle w:val="ListBullet"/>
-      </w:pPr>
-      <w:r>
-        <w:rPr>
-          <w:b/>
-        </w:rPr>
-        <w:t>Function and dashboard</w:t>
-      </w:r>
-      <w:r>
-        <w:t xml:space="preserve"> check — warning lights, locks, windows, wipers, lights, brake function.</w:t>
-      </w:r>
-    </w:p>
-    <w:p>
-      <w:pPr>
-        <w:pStyle w:val="ListBullet"/>
-      </w:pPr>
-      <w:r>
-        <w:rPr>
-          <w:b/>
-        </w:rPr>
-        <w:t>On-board items</w:t>
-      </w:r>
-      <w:r>
-        <w:t xml:space="preserve"> — keys (all spares), tools, charging cable (NEV), owner documents; list them.</w:t>
-      </w:r>
-    </w:p>
-    <w:p>
-      <w:pPr>
-        <w:pStyle w:val="ListBullet"/>
-      </w:pPr>
-      <w:r>
-        <w:rPr>
-          <w:b/>
-        </w:rPr>
-        <w:t>Odometer and fuel/SOC reading</w:t>
-      </w:r>
-      <w:r>
-        <w:t xml:space="preserve"> recorded at handover.</w:t>
-      </w:r>
-    </w:p>
-    <w:p>
-      <w:r>
-        <w:t xml:space="preserve">This record is only useful if it is </w:t>
-      </w:r>
-      <w:r>
-        <w:rPr>
-          <w:b/>
-        </w:rPr>
-        <w:t>timestamped and shared with the party taking custody</w:t>
-      </w:r>
-      <w:r>
-        <w:t xml:space="preserve"> (terminal, forwarder or stevedore).</w:t>
-      </w:r>
-    </w:p>
-    <w:p>
-      <w:pPr>
-        <w:pStyle w:val="Heading1"/>
-      </w:pPr>
-      <w:r>
-        <w:t>ICE vs NEV Preparation — Different Logic</w:t>
+        <w:t>Named-Carrier Policies (CARRIER_SPECIFIC — cite the carrier by name)</w:t>
       </w:r>
     </w:p>
     <w:tbl>
@@ -282,14 +245,15 @@
         <w:tblLook w:firstColumn="1" w:firstRow="1" w:lastColumn="0" w:lastRow="0" w:noHBand="0" w:noVBand="1" w:val="04A0"/>
       </w:tblPr>
       <w:tblGrid>
-        <w:gridCol w:w="2880"/>
-        <w:gridCol w:w="2880"/>
-        <w:gridCol w:w="2880"/>
+        <w:gridCol w:w="2160"/>
+        <w:gridCol w:w="2160"/>
+        <w:gridCol w:w="2160"/>
+        <w:gridCol w:w="2160"/>
       </w:tblGrid>
       <w:tr>
         <w:tc>
           <w:tcPr>
-            <w:tcW w:type="dxa" w:w="2880"/>
+            <w:tcW w:type="dxa" w:w="2160"/>
             <w:shd w:val="clear" w:fill="EAF0F6"/>
           </w:tcPr>
           <w:p>
@@ -304,13 +268,13 @@
                 <w:b/>
                 <w:sz w:val="20"/>
               </w:rPr>
-              <w:t>Aspect</w:t>
+              <w:t>Topic</w:t>
             </w:r>
           </w:p>
         </w:tc>
         <w:tc>
           <w:tcPr>
-            <w:tcW w:type="dxa" w:w="2880"/>
+            <w:tcW w:type="dxa" w:w="2160"/>
             <w:shd w:val="clear" w:fill="EAF0F6"/>
           </w:tcPr>
           <w:p>
@@ -325,13 +289,13 @@
                 <w:b/>
                 <w:sz w:val="20"/>
               </w:rPr>
-              <w:t>Conventional (ICE) vehicle</w:t>
+              <w:t>Wallenius Wilhelmsen</w:t>
             </w:r>
           </w:p>
         </w:tc>
         <w:tc>
           <w:tcPr>
-            <w:tcW w:type="dxa" w:w="2880"/>
+            <w:tcW w:type="dxa" w:w="2160"/>
             <w:shd w:val="clear" w:fill="EAF0F6"/>
           </w:tcPr>
           <w:p>
@@ -346,7 +310,28 @@
                 <w:b/>
                 <w:sz w:val="20"/>
               </w:rPr>
-              <w:t>New-energy (BEV/PHEV)</w:t>
+              <w:t>Höegh Autoliners</w:t>
+            </w:r>
+          </w:p>
+        </w:tc>
+        <w:tc>
+          <w:tcPr>
+            <w:tcW w:type="dxa" w:w="2160"/>
+            <w:shd w:val="clear" w:fill="EAF0F6"/>
+          </w:tcPr>
+          <w:p>
+            <w:r>
+              <w:rPr>
+                <w:b/>
+                <w:sz w:val="20"/>
+              </w:rPr>
+            </w:r>
+            <w:r>
+              <w:rPr>
+                <w:b/>
+                <w:sz w:val="20"/>
+              </w:rPr>
+              <w:t>Nature</w:t>
             </w:r>
           </w:p>
         </w:tc>
@@ -354,7 +339,26 @@
       <w:tr>
         <w:tc>
           <w:tcPr>
-            <w:tcW w:type="dxa" w:w="2880"/>
+            <w:tcW w:type="dxa" w:w="2160"/>
+          </w:tcPr>
+          <w:p>
+            <w:r>
+              <w:rPr>
+                <w:sz w:val="20"/>
+              </w:rPr>
+            </w:r>
+            <w:r>
+              <w:rPr>
+                <w:b/>
+                <w:sz w:val="20"/>
+              </w:rPr>
+              <w:t>Fuel / gas level</w:t>
+            </w:r>
+          </w:p>
+        </w:tc>
+        <w:tc>
+          <w:tcPr>
+            <w:tcW w:type="dxa" w:w="2160"/>
           </w:tcPr>
           <w:p>
             <w:r>
@@ -366,13 +370,26 @@
               <w:rPr>
                 <w:sz w:val="20"/>
               </w:rPr>
-              <w:t>12 V battery</w:t>
+              <w:t xml:space="preserve">Tank about </w:t>
+            </w:r>
+            <w:r>
+              <w:rPr>
+                <w:b/>
+                <w:sz w:val="20"/>
+              </w:rPr>
+              <w:t>one-quarter full</w:t>
+            </w:r>
+            <w:r>
+              <w:rPr>
+                <w:sz w:val="20"/>
+              </w:rPr>
+              <w:t xml:space="preserve"> (enough to self-drive on/off)</w:t>
             </w:r>
           </w:p>
         </w:tc>
         <w:tc>
           <w:tcPr>
-            <w:tcW w:type="dxa" w:w="2880"/>
+            <w:tcW w:type="dxa" w:w="2160"/>
           </w:tcPr>
           <w:p>
             <w:r>
@@ -384,26 +401,20 @@
               <w:rPr>
                 <w:sz w:val="20"/>
               </w:rPr>
-              <w:t xml:space="preserve">On long ocean voyages the </w:t>
+              <w:t xml:space="preserve">Tank about </w:t>
             </w:r>
             <w:r>
               <w:rPr>
                 <w:b/>
                 <w:sz w:val="20"/>
               </w:rPr>
-              <w:t>negative terminal is commonly disconnected</w:t>
-            </w:r>
-            <w:r>
-              <w:rPr>
-                <w:sz w:val="20"/>
-              </w:rPr>
-              <w:t xml:space="preserve"> to prevent drain/fire risk</w:t>
+              <w:t>one-quarter full</w:t>
             </w:r>
           </w:p>
         </w:tc>
         <w:tc>
           <w:tcPr>
-            <w:tcW w:type="dxa" w:w="2880"/>
+            <w:tcW w:type="dxa" w:w="2160"/>
           </w:tcPr>
           <w:p>
             <w:r>
@@ -415,7 +426,177 @@
               <w:rPr>
                 <w:sz w:val="20"/>
               </w:rPr>
-              <w:t xml:space="preserve">Do </w:t>
+              <w:t>Carrier policy; cross-checked for these two named lines only — not a universal rule</w:t>
+            </w:r>
+          </w:p>
+        </w:tc>
+      </w:tr>
+      <w:tr>
+        <w:tc>
+          <w:tcPr>
+            <w:tcW w:type="dxa" w:w="2160"/>
+          </w:tcPr>
+          <w:p>
+            <w:r>
+              <w:rPr>
+                <w:sz w:val="20"/>
+              </w:rPr>
+            </w:r>
+            <w:r>
+              <w:rPr>
+                <w:b/>
+                <w:sz w:val="20"/>
+              </w:rPr>
+              <w:t>Used ICE battery</w:t>
+            </w:r>
+          </w:p>
+        </w:tc>
+        <w:tc>
+          <w:tcPr>
+            <w:tcW w:type="dxa" w:w="2160"/>
+          </w:tcPr>
+          <w:p>
+            <w:r>
+              <w:rPr>
+                <w:sz w:val="20"/>
+              </w:rPr>
+            </w:r>
+            <w:r>
+              <w:rPr>
+                <w:sz w:val="20"/>
+              </w:rPr>
+              <w:t xml:space="preserve">For used units </w:t>
+            </w:r>
+            <w:r>
+              <w:rPr>
+                <w:b/>
+                <w:sz w:val="20"/>
+              </w:rPr>
+              <w:t>without a battery kill-switch</w:t>
+            </w:r>
+            <w:r>
+              <w:rPr>
+                <w:sz w:val="20"/>
+              </w:rPr>
+              <w:t>, disconnect the 12/24V after lashing (exceptions per WW instruction)</w:t>
+            </w:r>
+          </w:p>
+        </w:tc>
+        <w:tc>
+          <w:tcPr>
+            <w:tcW w:type="dxa" w:w="2160"/>
+          </w:tcPr>
+          <w:p>
+            <w:r>
+              <w:rPr>
+                <w:sz w:val="20"/>
+              </w:rPr>
+            </w:r>
+            <w:r>
+              <w:rPr>
+                <w:sz w:val="20"/>
+              </w:rPr>
+              <w:t>—</w:t>
+            </w:r>
+          </w:p>
+        </w:tc>
+        <w:tc>
+          <w:tcPr>
+            <w:tcW w:type="dxa" w:w="2160"/>
+          </w:tcPr>
+          <w:p>
+            <w:r>
+              <w:rPr>
+                <w:sz w:val="20"/>
+              </w:rPr>
+            </w:r>
+            <w:r>
+              <w:rPr>
+                <w:sz w:val="20"/>
+              </w:rPr>
+              <w:t>WW-specific; single-source carrier rule</w:t>
+            </w:r>
+          </w:p>
+        </w:tc>
+      </w:tr>
+      <w:tr>
+        <w:tc>
+          <w:tcPr>
+            <w:tcW w:type="dxa" w:w="2160"/>
+          </w:tcPr>
+          <w:p>
+            <w:r>
+              <w:rPr>
+                <w:sz w:val="20"/>
+              </w:rPr>
+            </w:r>
+            <w:r>
+              <w:rPr>
+                <w:b/>
+                <w:sz w:val="20"/>
+              </w:rPr>
+              <w:t>BEV high-voltage SOC</w:t>
+            </w:r>
+          </w:p>
+        </w:tc>
+        <w:tc>
+          <w:tcPr>
+            <w:tcW w:type="dxa" w:w="2160"/>
+          </w:tcPr>
+          <w:p>
+            <w:r>
+              <w:rPr>
+                <w:sz w:val="20"/>
+              </w:rPr>
+            </w:r>
+            <w:r>
+              <w:rPr>
+                <w:sz w:val="20"/>
+              </w:rPr>
+              <w:t>—</w:t>
+            </w:r>
+          </w:p>
+        </w:tc>
+        <w:tc>
+          <w:tcPr>
+            <w:tcW w:type="dxa" w:w="2160"/>
+          </w:tcPr>
+          <w:p>
+            <w:r>
+              <w:rPr>
+                <w:sz w:val="20"/>
+              </w:rPr>
+            </w:r>
+            <w:r>
+              <w:rPr>
+                <w:b/>
+                <w:sz w:val="20"/>
+              </w:rPr>
+              <w:t>SOC no more than 50%</w:t>
+            </w:r>
+            <w:r>
+              <w:rPr>
+                <w:sz w:val="20"/>
+              </w:rPr>
+              <w:t>, while retaining enough charge for loading/unloading/storage; HEV: ≤¼ fuel plus SOC guidance</w:t>
+            </w:r>
+          </w:p>
+        </w:tc>
+        <w:tc>
+          <w:tcPr>
+            <w:tcW w:type="dxa" w:w="2160"/>
+          </w:tcPr>
+          <w:p>
+            <w:r>
+              <w:rPr>
+                <w:sz w:val="20"/>
+              </w:rPr>
+            </w:r>
+            <w:r>
+              <w:rPr>
+                <w:sz w:val="20"/>
+              </w:rPr>
+              <w:t xml:space="preserve">Höegh-specific; </w:t>
             </w:r>
             <w:r>
               <w:rPr>
@@ -428,7 +609,7 @@
               <w:rPr>
                 <w:sz w:val="20"/>
               </w:rPr>
-              <w:t xml:space="preserve"> disconnect the high-voltage system</w:t>
+              <w:t xml:space="preserve"> a global SOC ceiling</w:t>
             </w:r>
           </w:p>
         </w:tc>
@@ -436,7 +617,26 @@
       <w:tr>
         <w:tc>
           <w:tcPr>
-            <w:tcW w:type="dxa" w:w="2880"/>
+            <w:tcW w:type="dxa" w:w="2160"/>
+          </w:tcPr>
+          <w:p>
+            <w:r>
+              <w:rPr>
+                <w:sz w:val="20"/>
+              </w:rPr>
+            </w:r>
+            <w:r>
+              <w:rPr>
+                <w:b/>
+                <w:sz w:val="20"/>
+              </w:rPr>
+              <w:t>Operability</w:t>
+            </w:r>
+          </w:p>
+        </w:tc>
+        <w:tc>
+          <w:tcPr>
+            <w:tcW w:type="dxa" w:w="2160"/>
           </w:tcPr>
           <w:p>
             <w:r>
@@ -448,13 +648,13 @@
               <w:rPr>
                 <w:sz w:val="20"/>
               </w:rPr>
-              <w:t>Traction battery</w:t>
+              <w:t>RoRo units must self-drive safely on/off (move/brake/steer); faulty or leaking units may be rejected</w:t>
             </w:r>
           </w:p>
         </w:tc>
         <w:tc>
           <w:tcPr>
-            <w:tcW w:type="dxa" w:w="2880"/>
+            <w:tcW w:type="dxa" w:w="2160"/>
           </w:tcPr>
           <w:p>
             <w:r>
@@ -466,13 +666,13 @@
               <w:rPr>
                 <w:sz w:val="20"/>
               </w:rPr>
-              <w:t>n/a</w:t>
+              <w:t>Same self-driving requirement</w:t>
             </w:r>
           </w:p>
         </w:tc>
         <w:tc>
           <w:tcPr>
-            <w:tcW w:type="dxa" w:w="2880"/>
+            <w:tcW w:type="dxa" w:w="2160"/>
           </w:tcPr>
           <w:p>
             <w:r>
@@ -484,145 +684,7 @@
               <w:rPr>
                 <w:sz w:val="20"/>
               </w:rPr>
-              <w:t xml:space="preserve">Maintain the </w:t>
-            </w:r>
-            <w:r>
-              <w:rPr>
-                <w:b/>
-                <w:sz w:val="20"/>
-              </w:rPr>
-              <w:t>state of charge required by the carrier / IMDG</w:t>
-            </w:r>
-            <w:r>
-              <w:rPr>
-                <w:sz w:val="20"/>
-              </w:rPr>
-              <w:t xml:space="preserve"> — obtain the exact requirement, do not assume a universal percentage</w:t>
-            </w:r>
-          </w:p>
-        </w:tc>
-      </w:tr>
-      <w:tr>
-        <w:tc>
-          <w:tcPr>
-            <w:tcW w:type="dxa" w:w="2880"/>
-          </w:tcPr>
-          <w:p>
-            <w:r>
-              <w:rPr>
-                <w:sz w:val="20"/>
-              </w:rPr>
-            </w:r>
-            <w:r>
-              <w:rPr>
-                <w:sz w:val="20"/>
-              </w:rPr>
-              <w:t>Residual fuel</w:t>
-            </w:r>
-          </w:p>
-        </w:tc>
-        <w:tc>
-          <w:tcPr>
-            <w:tcW w:type="dxa" w:w="2880"/>
-          </w:tcPr>
-          <w:p>
-            <w:r>
-              <w:rPr>
-                <w:sz w:val="20"/>
-              </w:rPr>
-            </w:r>
-            <w:r>
-              <w:rPr>
-                <w:sz w:val="20"/>
-              </w:rPr>
-              <w:t xml:space="preserve">Keep only enough for yard moves; the </w:t>
-            </w:r>
-            <w:r>
-              <w:rPr>
-                <w:b/>
-                <w:sz w:val="20"/>
-              </w:rPr>
-              <w:t>exact level is set by the carrier/terminal</w:t>
-            </w:r>
-            <w:r>
-              <w:rPr>
-                <w:sz w:val="20"/>
-              </w:rPr>
-              <w:t>, not by a fixed rule</w:t>
-            </w:r>
-          </w:p>
-        </w:tc>
-        <w:tc>
-          <w:tcPr>
-            <w:tcW w:type="dxa" w:w="2880"/>
-          </w:tcPr>
-          <w:p>
-            <w:r>
-              <w:rPr>
-                <w:sz w:val="20"/>
-              </w:rPr>
-            </w:r>
-            <w:r>
-              <w:rPr>
-                <w:sz w:val="20"/>
-              </w:rPr>
-              <w:t>n/a</w:t>
-            </w:r>
-          </w:p>
-        </w:tc>
-      </w:tr>
-      <w:tr>
-        <w:tc>
-          <w:tcPr>
-            <w:tcW w:type="dxa" w:w="2880"/>
-          </w:tcPr>
-          <w:p>
-            <w:r>
-              <w:rPr>
-                <w:sz w:val="20"/>
-              </w:rPr>
-            </w:r>
-            <w:r>
-              <w:rPr>
-                <w:sz w:val="20"/>
-              </w:rPr>
-              <w:t>Dangerous-goods basis</w:t>
-            </w:r>
-          </w:p>
-        </w:tc>
-        <w:tc>
-          <w:tcPr>
-            <w:tcW w:type="dxa" w:w="2880"/>
-          </w:tcPr>
-          <w:p>
-            <w:r>
-              <w:rPr>
-                <w:sz w:val="20"/>
-              </w:rPr>
-            </w:r>
-            <w:r>
-              <w:rPr>
-                <w:sz w:val="20"/>
-              </w:rPr>
-              <w:t>Fuel tank residual</w:t>
-            </w:r>
-          </w:p>
-        </w:tc>
-        <w:tc>
-          <w:tcPr>
-            <w:tcW w:type="dxa" w:w="2880"/>
-          </w:tcPr>
-          <w:p>
-            <w:r>
-              <w:rPr>
-                <w:sz w:val="20"/>
-              </w:rPr>
-            </w:r>
-            <w:r>
-              <w:rPr>
-                <w:sz w:val="20"/>
-              </w:rPr>
-              <w:t>Battery classification per current IMDG (see the battery-shipping guide)</w:t>
+              <w:t>Carrier receiving rule for these two named lines</w:t>
             </w:r>
           </w:p>
         </w:tc>
@@ -630,7 +692,16 @@
     </w:tbl>
     <w:p>
       <w:r>
-        <w:t>The point is direction, not a magic number: ICE cars are de-energised where safe; NEVs keep their high-voltage system in a carrier-defined state.</w:t>
+        <w:t xml:space="preserve">These requirements are quoted to named carriers precisely because they </w:t>
+      </w:r>
+      <w:r>
+        <w:rPr>
+          <w:b/>
+        </w:rPr>
+        <w:t>vary by line and by voyage</w:t>
+      </w:r>
+      <w:r>
+        <w:t>: a Chinese RoRo/container carrier or another line may set different levels. Never state "carriers require X" without naming the carrier and checking its current written guide.</w:t>
       </w:r>
     </w:p>
     <w:p>
@@ -638,39 +709,81 @@
         <w:pStyle w:val="Heading1"/>
       </w:pPr>
       <w:r>
-        <w:t>Container Stowage: Lashing Principles</w:t>
+        <w:t>AutoBridge Recommended Pre-Shipment Checklist (editorial method, not mandatory)</w:t>
       </w:r>
     </w:p>
     <w:p>
       <w:r>
-        <w:t xml:space="preserve">For a vehicle loaded into a container, the consistent practice is </w:t>
+        <w:t xml:space="preserve">The following is </w:t>
       </w:r>
       <w:r>
         <w:rPr>
           <w:b/>
         </w:rPr>
-        <w:t>multi-point tie-down</w:t>
+        <w:t>our recommended sourcing/handover method</w:t>
       </w:r>
       <w:r>
-        <w:t xml:space="preserve">, anti-slip material under the tyres, and a defined vehicle orientation relative to the direction of travel. What this guide will </w:t>
+        <w:t>, offered to build an evidence trail; it is not a statutory or universal carrier procedure:</w:t>
       </w:r>
+    </w:p>
+    <w:p>
+      <w:pPr>
+        <w:pStyle w:val="ListBullet"/>
+      </w:pPr>
+      <w:r>
+        <w:t>Exterior body and paint walk-around; note every existing mark.</w:t>
+      </w:r>
+    </w:p>
+    <w:p>
+      <w:pPr>
+        <w:pStyle w:val="ListBullet"/>
+      </w:pPr>
+      <w:r>
+        <w:t>Dashboard warning-light check (MIL/ABS/SRS/TPMS) before handover.</w:t>
+      </w:r>
+    </w:p>
+    <w:p>
+      <w:pPr>
+        <w:pStyle w:val="ListBullet"/>
+      </w:pPr>
+      <w:r>
+        <w:t>Inventory of tools, spare key, charging cable and onboard accessories.</w:t>
+      </w:r>
+    </w:p>
+    <w:p>
+      <w:pPr>
+        <w:pStyle w:val="ListBullet"/>
+      </w:pPr>
+      <w:r>
+        <w:t>Record odometer reading and fuel/SOC level at handover.</w:t>
+      </w:r>
+    </w:p>
+    <w:p>
+      <w:pPr>
+        <w:pStyle w:val="ListBullet"/>
+      </w:pPr>
       <w:r>
         <w:rPr>
           <w:b/>
         </w:rPr>
-        <w:t>not</w:t>
+        <w:t>Photo record</w:t>
       </w:r>
       <w:r>
-        <w:t xml:space="preserve"> do is print a specific "minimum breaking strength in tonnes" as though it were a legal standard — that value belongs to the carrier's/CTU code's lashing requirement for the actual vehicle weight and lashing angle. Specify lashing to the </w:t>
+        <w:t>: dated photos carrying mileage and condition, kept for destination damage comparison.</w:t>
       </w:r>
+    </w:p>
+    <w:p>
+      <w:pPr>
+        <w:pStyle w:val="ListBullet"/>
+      </w:pPr>
       <w:r>
         <w:rPr>
           <w:b/>
         </w:rPr>
-        <w:t>operative carrier/terminal rule for that booking</w:t>
+        <w:t>Joint handover record</w:t>
       </w:r>
       <w:r>
-        <w:t>, and photograph the secured state before the doors are sealed (record the seal number).</w:t>
+        <w:t>: inspect the vehicle together with the terminal and sign a handover sheet, retaining a copy.</w:t>
       </w:r>
     </w:p>
     <w:p>
@@ -678,39 +791,30 @@
         <w:pStyle w:val="Heading1"/>
       </w:pPr>
       <w:r>
-        <w:t>RoRo: the Drive-On/Drive-Off Condition</w:t>
+        <w:t>Items to Confirm With Carrier or OEM (no fixed values asserted)</w:t>
       </w:r>
     </w:p>
     <w:p>
       <w:r>
-        <w:t xml:space="preserve">A RoRo vessel moves vehicles under their own power, so a unit must be able to </w:t>
+        <w:t xml:space="preserve">Lashing point count, strap breaking strength, anti-slip mats, vehicle heading/orientation in the container, tyre-pressure adjustment and any uniform SOC figure: the batch obtained </w:t>
       </w:r>
       <w:r>
         <w:rPr>
           <w:b/>
         </w:rPr>
-        <w:t>safely drive on and off — move, brake and steer</w:t>
+        <w:t>no OEM transport-mode manual or formal carrier/terminal guide</w:t>
       </w:r>
       <w:r>
-        <w:t xml:space="preserve">. A non-running, braking-defective or steering-defective vehicle may be refused or attract special handling. At handover, conduct the joint inspection </w:t>
+        <w:t xml:space="preserve"> establishing fixed values, so these are presented only as </w:t>
       </w:r>
       <w:r>
         <w:rPr>
           <w:b/>
         </w:rPr>
-        <w:t>with the terminal</w:t>
+        <w:t>items to confirm with the booked carrier / OEM transport-mode manual</w:t>
       </w:r>
       <w:r>
-        <w:t xml:space="preserve">, note condition on the </w:t>
-      </w:r>
-      <w:r>
-        <w:rPr>
-          <w:b/>
-        </w:rPr>
-        <w:t>handover/receipt document</w:t>
-      </w:r>
-      <w:r>
-        <w:t>, and have both sides sign — an unsigned internal checklist carries little weight against a carrier.</w:t>
+        <w:t>. No fixed percentage, strap rating or orientation is stated as a standard.</w:t>
       </w:r>
     </w:p>
     <w:p>
@@ -718,31 +822,56 @@
         <w:pStyle w:val="Heading1"/>
       </w:pPr>
       <w:r>
-        <w:t>Turning the Record Into Claims Evidence</w:t>
+        <w:t>The Handover Sequence We Recommend</w:t>
       </w:r>
     </w:p>
     <w:p>
       <w:pPr>
-        <w:pStyle w:val="ListBullet"/>
+        <w:pStyle w:val="ListNumber"/>
       </w:pPr>
       <w:r>
-        <w:t>Same reference identifier (VIN/booking) on photos, checklist and handover note.</w:t>
+        <w:t>Run the editorial PDI and capture dated photos (recommendation).</w:t>
       </w:r>
     </w:p>
     <w:p>
       <w:pPr>
-        <w:pStyle w:val="ListBullet"/>
+        <w:pStyle w:val="ListNumber"/>
       </w:pPr>
       <w:r>
-        <w:t>Time, odometer and fuel/SOC readings captured at both export handover and, where possible, destination receipt.</w:t>
+        <w:t xml:space="preserve">Set fuel/SOC to the </w:t>
+      </w:r>
+      <w:r>
+        <w:rPr>
+          <w:b/>
+        </w:rPr>
+        <w:t>booked named carrier's</w:t>
+      </w:r>
+      <w:r>
+        <w:t xml:space="preserve"> written level (WW/Höegh as above; otherwise obtain that carrier's guide).</w:t>
       </w:r>
     </w:p>
     <w:p>
       <w:pPr>
-        <w:pStyle w:val="ListBullet"/>
+        <w:pStyle w:val="ListNumber"/>
       </w:pPr>
       <w:r>
-        <w:t>Any pre-existing damage marked before signing; never sign a "received in good order" note you have not verified.</w:t>
+        <w:t>Confirm operability (move/brake/steer) and resolve leaks/warning lights.</w:t>
+      </w:r>
+    </w:p>
+    <w:p>
+      <w:pPr>
+        <w:pStyle w:val="ListNumber"/>
+      </w:pPr>
+      <w:r>
+        <w:t>At the terminal, do the joint inspection and sign the handover record (recommendation).</w:t>
+      </w:r>
+    </w:p>
+    <w:p>
+      <w:pPr>
+        <w:pStyle w:val="ListNumber"/>
+      </w:pPr>
+      <w:r>
+        <w:t>File photos + handover sheet with the B/L so any destination claim has a baseline.</w:t>
       </w:r>
     </w:p>
     <w:p>
@@ -758,16 +887,16 @@
         <w:pStyle w:val="ListBullet"/>
       </w:pPr>
       <w:r>
-        <w:t xml:space="preserve">Residual-fuel percentage, lashing breaking-strength figures, fixed tyre-pressure offsets and fixed SOC percentages are </w:t>
+        <w:t xml:space="preserve">WW/Höegh items are </w:t>
       </w:r>
       <w:r>
         <w:rPr>
           <w:b/>
         </w:rPr>
-        <w:t>not stated</w:t>
+        <w:t>CARRIER_SPECIFIC</w:t>
       </w:r>
       <w:r>
-        <w:t>; freight-blog values are not standards and must be replaced by the carrier/terminal/IMDG requirement for the voyage.</w:t>
+        <w:t>, never generalized to "all carriers" or to regulation.</w:t>
       </w:r>
     </w:p>
     <w:p>
@@ -775,7 +904,33 @@
         <w:pStyle w:val="ListBullet"/>
       </w:pPr>
       <w:r>
-        <w:t>These preparation practices are operational, not statutory mandates.</w:t>
+        <w:t xml:space="preserve">The checklist is </w:t>
+      </w:r>
+      <w:r>
+        <w:rPr>
+          <w:b/>
+        </w:rPr>
+        <w:t>editorial recommendation</w:t>
+      </w:r>
+      <w:r>
+        <w:t>, not a mandatory industry procedure.</w:t>
+      </w:r>
+    </w:p>
+    <w:p>
+      <w:pPr>
+        <w:pStyle w:val="ListBullet"/>
+      </w:pPr>
+      <w:r>
+        <w:t xml:space="preserve">Fixed lashing/pressure/orientation/SOC numbers beyond the named carriers are </w:t>
+      </w:r>
+      <w:r>
+        <w:rPr>
+          <w:b/>
+        </w:rPr>
+        <w:t>blocked pending OEM/carrier primary documents</w:t>
+      </w:r>
+      <w:r>
+        <w:t>.</w:t>
       </w:r>
     </w:p>
     <w:p>
@@ -791,37 +946,37 @@
         <w:rPr>
           <w:b/>
         </w:rPr>
-        <w:t>How much fuel should be left in an exported car?</w:t>
+        <w:t>Is a quarter tank a legal requirement?</w:t>
       </w:r>
       <w:r>
-        <w:t xml:space="preserve"> Only enough for yard movement; the precise level is set by the carrier/terminal for that voyage — there is no single universal percentage to rely on. </w:t>
+        <w:t xml:space="preserve"> No — it is a written policy of named RoRo carriers such as Wallenius Wilhelmsen and Höegh; follow the booked carrier's instruction. </w:t>
       </w:r>
       <w:r>
         <w:rPr>
           <w:b/>
         </w:rPr>
-        <w:t>Do I disconnect an EV's battery before shipping?</w:t>
+        <w:t>Must every EV ship at 50% SOC?</w:t>
       </w:r>
       <w:r>
-        <w:t xml:space="preserve"> Not the high-voltage battery; keep the traction battery at the carrier/IMDG-required state of charge. A 12 V auxiliary battery may follow different guidance. </w:t>
+        <w:t xml:space="preserve"> That figure is a Höegh Autoliners policy, not a universal cap; confirm the booked carrier's SOC requirement voyage by voyage. </w:t>
       </w:r>
       <w:r>
         <w:rPr>
           <w:b/>
         </w:rPr>
-        <w:t>What makes a damage claim succeed?</w:t>
+        <w:t>Is the photo/handover record mandatory?</w:t>
       </w:r>
       <w:r>
-        <w:t xml:space="preserve"> A dated, VIN-linked photo/mileage record and a jointly signed handover note showing sound condition at export custody transfer. </w:t>
+        <w:t xml:space="preserve"> It is AutoBridge's recommended evidence method, not a statutory requirement — but it materially strengthens a destination damage claim. </w:t>
       </w:r>
       <w:r>
         <w:rPr>
           <w:b/>
         </w:rPr>
-        <w:t>What condition must a RoRo vehicle meet?</w:t>
+        <w:t>Who decides lashing points and strap ratings?</w:t>
       </w:r>
       <w:r>
-        <w:t xml:space="preserve"> It must be able to safely drive, brake and steer on and off the vessel.</w:t>
+        <w:t xml:space="preserve"> The carrier/terminal and the OEM transport-mode manual; do not assume fixed values without their documents.</w:t>
       </w:r>
     </w:p>
     <w:p>
@@ -1011,7 +1166,7 @@
               <w:rPr>
                 <w:sz w:val="20"/>
               </w:rPr>
-              <w:t>Vehicle export booking/container loading: pre-load check and securing</w:t>
+              <w:t>WW Cargo Handling Instructions (fuel ≤¼)</w:t>
             </w:r>
           </w:p>
         </w:tc>
@@ -1029,7 +1184,7 @@
               <w:rPr>
                 <w:sz w:val="20"/>
               </w:rPr>
-              <w:t>11467 industry</w:t>
+              <w:t>Wallenius Wilhelmsen (RoRo carrier)</w:t>
             </w:r>
           </w:p>
         </w:tc>
@@ -1047,7 +1202,7 @@
               <w:rPr>
                 <w:sz w:val="20"/>
               </w:rPr>
-              <w:t>CN</w:t>
+              <w:t>INTL</w:t>
             </w:r>
           </w:p>
         </w:tc>
@@ -1065,7 +1220,7 @@
               <w:rPr>
                 <w:sz w:val="20"/>
               </w:rPr>
-              <w:t>https://m.11467.com/product/d39473622.htm</w:t>
+              <w:t>https://cargohandlinginstruction.walleniuswilhelmsen.com/pdf-files/WW-CHI-250731-1.31.pdf</w:t>
             </w:r>
           </w:p>
         </w:tc>
@@ -1101,7 +1256,7 @@
               <w:rPr>
                 <w:sz w:val="20"/>
               </w:rPr>
-              <w:t>SINGLE_SOURCE</w:t>
+              <w:t>CROSS_CHECKED (primary carrier)</w:t>
             </w:r>
           </w:p>
         </w:tc>
@@ -1119,7 +1274,7 @@
               <w:rPr>
                 <w:sz w:val="20"/>
               </w:rPr>
-              <w:t>PDI items, ICE disconnect, lashing direction</w:t>
+              <w:t>Fuel level, operability</w:t>
             </w:r>
           </w:p>
         </w:tc>
@@ -1139,7 +1294,7 @@
               <w:rPr>
                 <w:sz w:val="20"/>
               </w:rPr>
-              <w:t>RoRo export practice and third-party inspection</w:t>
+              <w:t>WW Receiving of used units (disconnect 12/24V without kill-switch)</w:t>
             </w:r>
           </w:p>
         </w:tc>
@@ -1157,7 +1312,391 @@
               <w:rPr>
                 <w:sz w:val="20"/>
               </w:rPr>
-              <w:t>11467 industry</w:t>
+              <w:t>Wallenius Wilhelmsen</w:t>
+            </w:r>
+          </w:p>
+        </w:tc>
+        <w:tc>
+          <w:tcPr>
+            <w:tcW w:type="dxa" w:w="1234"/>
+          </w:tcPr>
+          <w:p>
+            <w:r>
+              <w:rPr>
+                <w:sz w:val="20"/>
+              </w:rPr>
+            </w:r>
+            <w:r>
+              <w:rPr>
+                <w:sz w:val="20"/>
+              </w:rPr>
+              <w:t>INTL</w:t>
+            </w:r>
+          </w:p>
+        </w:tc>
+        <w:tc>
+          <w:tcPr>
+            <w:tcW w:type="dxa" w:w="1234"/>
+          </w:tcPr>
+          <w:p>
+            <w:r>
+              <w:rPr>
+                <w:sz w:val="20"/>
+              </w:rPr>
+            </w:r>
+            <w:r>
+              <w:rPr>
+                <w:sz w:val="20"/>
+              </w:rPr>
+              <w:t>https://cargohandlinginstruction.walleniuswilhelmsen.com/terminal/receiving-of-used-units-draft</w:t>
+            </w:r>
+          </w:p>
+        </w:tc>
+        <w:tc>
+          <w:tcPr>
+            <w:tcW w:type="dxa" w:w="1234"/>
+          </w:tcPr>
+          <w:p>
+            <w:r>
+              <w:rPr>
+                <w:sz w:val="20"/>
+              </w:rPr>
+            </w:r>
+            <w:r>
+              <w:rPr>
+                <w:sz w:val="20"/>
+              </w:rPr>
+              <w:t>2026-09-04</w:t>
+            </w:r>
+          </w:p>
+        </w:tc>
+        <w:tc>
+          <w:tcPr>
+            <w:tcW w:type="dxa" w:w="1234"/>
+          </w:tcPr>
+          <w:p>
+            <w:r>
+              <w:rPr>
+                <w:sz w:val="20"/>
+              </w:rPr>
+            </w:r>
+            <w:r>
+              <w:rPr>
+                <w:sz w:val="20"/>
+              </w:rPr>
+              <w:t>SINGLE_SOURCE (primary carrier)</w:t>
+            </w:r>
+          </w:p>
+        </w:tc>
+        <w:tc>
+          <w:tcPr>
+            <w:tcW w:type="dxa" w:w="1234"/>
+          </w:tcPr>
+          <w:p>
+            <w:r>
+              <w:rPr>
+                <w:sz w:val="20"/>
+              </w:rPr>
+            </w:r>
+            <w:r>
+              <w:rPr>
+                <w:sz w:val="20"/>
+              </w:rPr>
+              <w:t>Used-ICE battery disconnect</w:t>
+            </w:r>
+          </w:p>
+        </w:tc>
+      </w:tr>
+      <w:tr>
+        <w:tc>
+          <w:tcPr>
+            <w:tcW w:type="dxa" w:w="1234"/>
+          </w:tcPr>
+          <w:p>
+            <w:r>
+              <w:rPr>
+                <w:sz w:val="20"/>
+              </w:rPr>
+            </w:r>
+            <w:r>
+              <w:rPr>
+                <w:sz w:val="20"/>
+              </w:rPr>
+              <w:t>Höegh Automotive shipping (≤¼ fuel; BEV SOC; operability)</w:t>
+            </w:r>
+          </w:p>
+        </w:tc>
+        <w:tc>
+          <w:tcPr>
+            <w:tcW w:type="dxa" w:w="1234"/>
+          </w:tcPr>
+          <w:p>
+            <w:r>
+              <w:rPr>
+                <w:sz w:val="20"/>
+              </w:rPr>
+            </w:r>
+            <w:r>
+              <w:rPr>
+                <w:sz w:val="20"/>
+              </w:rPr>
+              <w:t>Höegh Autoliners</w:t>
+            </w:r>
+          </w:p>
+        </w:tc>
+        <w:tc>
+          <w:tcPr>
+            <w:tcW w:type="dxa" w:w="1234"/>
+          </w:tcPr>
+          <w:p>
+            <w:r>
+              <w:rPr>
+                <w:sz w:val="20"/>
+              </w:rPr>
+            </w:r>
+            <w:r>
+              <w:rPr>
+                <w:sz w:val="20"/>
+              </w:rPr>
+              <w:t>INTL</w:t>
+            </w:r>
+          </w:p>
+        </w:tc>
+        <w:tc>
+          <w:tcPr>
+            <w:tcW w:type="dxa" w:w="1234"/>
+          </w:tcPr>
+          <w:p>
+            <w:r>
+              <w:rPr>
+                <w:sz w:val="20"/>
+              </w:rPr>
+            </w:r>
+            <w:r>
+              <w:rPr>
+                <w:sz w:val="20"/>
+              </w:rPr>
+              <w:t>https://www.hoeghautoliners.com/what-we-ship/automotive</w:t>
+            </w:r>
+          </w:p>
+        </w:tc>
+        <w:tc>
+          <w:tcPr>
+            <w:tcW w:type="dxa" w:w="1234"/>
+          </w:tcPr>
+          <w:p>
+            <w:r>
+              <w:rPr>
+                <w:sz w:val="20"/>
+              </w:rPr>
+            </w:r>
+            <w:r>
+              <w:rPr>
+                <w:sz w:val="20"/>
+              </w:rPr>
+              <w:t>2026-09-04</w:t>
+            </w:r>
+          </w:p>
+        </w:tc>
+        <w:tc>
+          <w:tcPr>
+            <w:tcW w:type="dxa" w:w="1234"/>
+          </w:tcPr>
+          <w:p>
+            <w:r>
+              <w:rPr>
+                <w:sz w:val="20"/>
+              </w:rPr>
+            </w:r>
+            <w:r>
+              <w:rPr>
+                <w:sz w:val="20"/>
+              </w:rPr>
+              <w:t>SINGLE_SOURCE (primary carrier)</w:t>
+            </w:r>
+          </w:p>
+        </w:tc>
+        <w:tc>
+          <w:tcPr>
+            <w:tcW w:type="dxa" w:w="1234"/>
+          </w:tcPr>
+          <w:p>
+            <w:r>
+              <w:rPr>
+                <w:sz w:val="20"/>
+              </w:rPr>
+            </w:r>
+            <w:r>
+              <w:rPr>
+                <w:sz w:val="20"/>
+              </w:rPr>
+              <w:t>BEV ≤50% SOC, fuel, operability</w:t>
+            </w:r>
+          </w:p>
+        </w:tc>
+      </w:tr>
+      <w:tr>
+        <w:tc>
+          <w:tcPr>
+            <w:tcW w:type="dxa" w:w="1234"/>
+          </w:tcPr>
+          <w:p>
+            <w:r>
+              <w:rPr>
+                <w:sz w:val="20"/>
+              </w:rPr>
+            </w:r>
+            <w:r>
+              <w:rPr>
+                <w:sz w:val="20"/>
+              </w:rPr>
+              <w:t>Höegh Trucks/Buses/Trailers shipping</w:t>
+            </w:r>
+          </w:p>
+        </w:tc>
+        <w:tc>
+          <w:tcPr>
+            <w:tcW w:type="dxa" w:w="1234"/>
+          </w:tcPr>
+          <w:p>
+            <w:r>
+              <w:rPr>
+                <w:sz w:val="20"/>
+              </w:rPr>
+            </w:r>
+            <w:r>
+              <w:rPr>
+                <w:sz w:val="20"/>
+              </w:rPr>
+              <w:t>Höegh Autoliners</w:t>
+            </w:r>
+          </w:p>
+        </w:tc>
+        <w:tc>
+          <w:tcPr>
+            <w:tcW w:type="dxa" w:w="1234"/>
+          </w:tcPr>
+          <w:p>
+            <w:r>
+              <w:rPr>
+                <w:sz w:val="20"/>
+              </w:rPr>
+            </w:r>
+            <w:r>
+              <w:rPr>
+                <w:sz w:val="20"/>
+              </w:rPr>
+              <w:t>INTL</w:t>
+            </w:r>
+          </w:p>
+        </w:tc>
+        <w:tc>
+          <w:tcPr>
+            <w:tcW w:type="dxa" w:w="1234"/>
+          </w:tcPr>
+          <w:p>
+            <w:r>
+              <w:rPr>
+                <w:sz w:val="20"/>
+              </w:rPr>
+            </w:r>
+            <w:r>
+              <w:rPr>
+                <w:sz w:val="20"/>
+              </w:rPr>
+              <w:t>https://www.hoeghautoliners.com/what-we-ship/trucks-buses-and-trailers-shipping</w:t>
+            </w:r>
+          </w:p>
+        </w:tc>
+        <w:tc>
+          <w:tcPr>
+            <w:tcW w:type="dxa" w:w="1234"/>
+          </w:tcPr>
+          <w:p>
+            <w:r>
+              <w:rPr>
+                <w:sz w:val="20"/>
+              </w:rPr>
+            </w:r>
+            <w:r>
+              <w:rPr>
+                <w:sz w:val="20"/>
+              </w:rPr>
+              <w:t>2026-09-04</w:t>
+            </w:r>
+          </w:p>
+        </w:tc>
+        <w:tc>
+          <w:tcPr>
+            <w:tcW w:type="dxa" w:w="1234"/>
+          </w:tcPr>
+          <w:p>
+            <w:r>
+              <w:rPr>
+                <w:sz w:val="20"/>
+              </w:rPr>
+            </w:r>
+            <w:r>
+              <w:rPr>
+                <w:sz w:val="20"/>
+              </w:rPr>
+              <w:t>SINGLE_SOURCE (primary carrier)</w:t>
+            </w:r>
+          </w:p>
+        </w:tc>
+        <w:tc>
+          <w:tcPr>
+            <w:tcW w:type="dxa" w:w="1234"/>
+          </w:tcPr>
+          <w:p>
+            <w:r>
+              <w:rPr>
+                <w:sz w:val="20"/>
+              </w:rPr>
+            </w:r>
+            <w:r>
+              <w:rPr>
+                <w:sz w:val="20"/>
+              </w:rPr>
+              <w:t>Commercial-unit receiving</w:t>
+            </w:r>
+          </w:p>
+        </w:tc>
+      </w:tr>
+      <w:tr>
+        <w:tc>
+          <w:tcPr>
+            <w:tcW w:type="dxa" w:w="1234"/>
+          </w:tcPr>
+          <w:p>
+            <w:r>
+              <w:rPr>
+                <w:sz w:val="20"/>
+              </w:rPr>
+            </w:r>
+            <w:r>
+              <w:rPr>
+                <w:sz w:val="20"/>
+              </w:rPr>
+              <w:t>Pre-shipment inspection &amp; handover practice</w:t>
+            </w:r>
+          </w:p>
+        </w:tc>
+        <w:tc>
+          <w:tcPr>
+            <w:tcW w:type="dxa" w:w="1234"/>
+          </w:tcPr>
+          <w:p>
+            <w:r>
+              <w:rPr>
+                <w:sz w:val="20"/>
+              </w:rPr>
+            </w:r>
+            <w:r>
+              <w:rPr>
+                <w:sz w:val="20"/>
+              </w:rPr>
+              <w:t>11467 industry pages</w:t>
             </w:r>
           </w:p>
         </w:tc>
@@ -1229,7 +1768,7 @@
               <w:rPr>
                 <w:sz w:val="20"/>
               </w:rPr>
-              <w:t>SINGLE_SOURCE</w:t>
+              <w:t>SINGLE_SOURCE (editorial basis)</w:t>
             </w:r>
           </w:p>
         </w:tc>
@@ -1247,135 +1786,7 @@
               <w:rPr>
                 <w:sz w:val="20"/>
               </w:rPr>
-              <w:t>RoRo drive-on condition, joint handover</w:t>
-            </w:r>
-          </w:p>
-        </w:tc>
-      </w:tr>
-      <w:tr>
-        <w:tc>
-          <w:tcPr>
-            <w:tcW w:type="dxa" w:w="1234"/>
-          </w:tcPr>
-          <w:p>
-            <w:r>
-              <w:rPr>
-                <w:sz w:val="20"/>
-              </w:rPr>
-            </w:r>
-            <w:r>
-              <w:rPr>
-                <w:sz w:val="20"/>
-              </w:rPr>
-              <w:t>Car container securing and tyre practice</w:t>
-            </w:r>
-          </w:p>
-        </w:tc>
-        <w:tc>
-          <w:tcPr>
-            <w:tcW w:type="dxa" w:w="1234"/>
-          </w:tcPr>
-          <w:p>
-            <w:r>
-              <w:rPr>
-                <w:sz w:val="20"/>
-              </w:rPr>
-            </w:r>
-            <w:r>
-              <w:rPr>
-                <w:sz w:val="20"/>
-              </w:rPr>
-              <w:t>11467 industry</w:t>
-            </w:r>
-          </w:p>
-        </w:tc>
-        <w:tc>
-          <w:tcPr>
-            <w:tcW w:type="dxa" w:w="1234"/>
-          </w:tcPr>
-          <w:p>
-            <w:r>
-              <w:rPr>
-                <w:sz w:val="20"/>
-              </w:rPr>
-            </w:r>
-            <w:r>
-              <w:rPr>
-                <w:sz w:val="20"/>
-              </w:rPr>
-              <w:t>CN</w:t>
-            </w:r>
-          </w:p>
-        </w:tc>
-        <w:tc>
-          <w:tcPr>
-            <w:tcW w:type="dxa" w:w="1234"/>
-          </w:tcPr>
-          <w:p>
-            <w:r>
-              <w:rPr>
-                <w:sz w:val="20"/>
-              </w:rPr>
-            </w:r>
-            <w:r>
-              <w:rPr>
-                <w:sz w:val="20"/>
-              </w:rPr>
-              <w:t>https://m.11467.com/product/d38437434.htm</w:t>
-            </w:r>
-          </w:p>
-        </w:tc>
-        <w:tc>
-          <w:tcPr>
-            <w:tcW w:type="dxa" w:w="1234"/>
-          </w:tcPr>
-          <w:p>
-            <w:r>
-              <w:rPr>
-                <w:sz w:val="20"/>
-              </w:rPr>
-            </w:r>
-            <w:r>
-              <w:rPr>
-                <w:sz w:val="20"/>
-              </w:rPr>
-              <w:t>2026-09-04</w:t>
-            </w:r>
-          </w:p>
-        </w:tc>
-        <w:tc>
-          <w:tcPr>
-            <w:tcW w:type="dxa" w:w="1234"/>
-          </w:tcPr>
-          <w:p>
-            <w:r>
-              <w:rPr>
-                <w:sz w:val="20"/>
-              </w:rPr>
-            </w:r>
-            <w:r>
-              <w:rPr>
-                <w:sz w:val="20"/>
-              </w:rPr>
-              <w:t>SINGLE_SOURCE</w:t>
-            </w:r>
-          </w:p>
-        </w:tc>
-        <w:tc>
-          <w:tcPr>
-            <w:tcW w:type="dxa" w:w="1234"/>
-          </w:tcPr>
-          <w:p>
-            <w:r>
-              <w:rPr>
-                <w:sz w:val="20"/>
-              </w:rPr>
-            </w:r>
-            <w:r>
-              <w:rPr>
-                <w:sz w:val="20"/>
-              </w:rPr>
-              <w:t>Multi-point tie-down principle</w:t>
+              <w:t>Recommended checklist/photo/handover</w:t>
             </w:r>
           </w:p>
         </w:tc>
@@ -1386,7 +1797,7 @@
         <w:rPr>
           <w:i/>
         </w:rPr>
-        <w:t>Confidence note: RESEARCH_CONDITIONAL. All numeric thresholds from freight SEO are treated as blocked and replaced by carrier/terminal/IMDG-defined values; work items and documentation principles retained.</w:t>
+        <w:t>Status note: FACT_SOURCE_CONDITIONAL — named-carrier policies verified to WW/Höegh primary guides (carrier policy, not regulation, not universal); checklist is editorial recommendation; fixed lashing/pressure/orientation values blocked pending OEM/carrier documents.</w:t>
       </w:r>
     </w:p>
     <w:p>
@@ -1405,10 +1816,10 @@
         <w:rPr>
           <w:b/>
         </w:rPr>
-        <w:t>Author / reviewer</w:t>
+        <w:t>Author</w:t>
       </w:r>
       <w:r>
-        <w:t>: [AutoBridge Export Sourcing Team](/authors/) · method per our [Editorial Policy](/editorial-policy/)</w:t>
+        <w:t>: AutoBridge Export Editorial Team · [Sourcing Team](/authors/) · method per our [Editorial Policy](/editorial-policy/)</w:t>
       </w:r>
     </w:p>
     <w:p>
@@ -1422,7 +1833,16 @@
         <w:t>Last reviewed</w:t>
       </w:r>
       <w:r>
-        <w:t>: 2026-09-04</w:t>
+        <w:t xml:space="preserve">: 2026-09-04 · </w:t>
+      </w:r>
+      <w:r>
+        <w:rPr>
+          <w:b/>
+        </w:rPr>
+        <w:t>Fact sheet version</w:t>
+      </w:r>
+      <w:r>
+        <w:t>: v1.2-2026-09-04</w:t>
       </w:r>
     </w:p>
     <w:p>
@@ -1436,7 +1856,7 @@
         <w:t>Reference market</w:t>
       </w:r>
       <w:r>
-        <w:t>: China loading port / ocean carriage (carrier-specific values excluded)</w:t>
+        <w:t>: International RoRo/container export (named-carrier policies) + editorial checklist</w:t>
       </w:r>
     </w:p>
     <w:p>
@@ -1450,7 +1870,21 @@
         <w:t>Verification method</w:t>
       </w:r>
       <w:r>
-        <w:t>: Practice synthesis; unverified numeric thresholds withheld rather than stated as standards</w:t>
+        <w:t>: Named-carrier primary guides separated from editorial recommendation; no universal fixed values</w:t>
+      </w:r>
+    </w:p>
+    <w:p>
+      <w:pPr>
+        <w:pStyle w:val="ListBullet"/>
+      </w:pPr>
+      <w:r>
+        <w:rPr>
+          <w:b/>
+        </w:rPr>
+        <w:t>Transparency</w:t>
+      </w:r>
+      <w:r>
+        <w:t>: AI_ASSISTED=true · HUMAN_REVIEWED=false · evidence.first_hand=false · PUBLISH_APPROVED=false</w:t>
       </w:r>
     </w:p>
     <w:p>
@@ -1475,7 +1909,7 @@
         <w:t>Tags</w:t>
       </w:r>
       <w:r>
-        <w:t>: #PDI #PreShipment #RoRo #VehicleLashing #ExportProtection</w:t>
+        <w:t>: #PDI #PreShipment #RoRo #CarrierRules #VehicleExport</w:t>
       </w:r>
     </w:p>
     <w:sectPr>

--- a/deliveries/2026-09-04/AutoBridge_Daily_2026-09-04/02_Procurement_Guides/GUIDE_20260904_05_PDI_Pre_Shipment.docx
+++ b/deliveries/2026-09-04/AutoBridge_Daily_2026-09-04/02_Procurement_Guides/GUIDE_20260904_05_PDI_Pre_Shipment.docx
@@ -4,7 +4,7 @@
   <w:body>
     <w:p>
       <w:pPr>
-        <w:pStyle w:val="Title"/>
+        <w:pStyle w:val="Heading1"/>
       </w:pPr>
       <w:r>
         <w:t>Pre-Shipment PDI and Handover for Vehicle Export: Carrier Rules vs AutoBridge's Recommended Checklist</w:t>
@@ -12,7 +12,7 @@
     </w:p>
     <w:p>
       <w:pPr>
-        <w:pStyle w:val="Heading1"/>
+        <w:pStyle w:val="Heading2"/>
       </w:pPr>
       <w:r>
         <w:t>SEO Metadata</w:t>
@@ -146,7 +146,7 @@
     </w:p>
     <w:p>
       <w:pPr>
-        <w:pStyle w:val="Heading1"/>
+        <w:pStyle w:val="Heading2"/>
       </w:pPr>
       <w:r>
         <w:t>Two Layers That Must Not Be Merged</w:t>
@@ -232,7 +232,7 @@
     </w:p>
     <w:p>
       <w:pPr>
-        <w:pStyle w:val="Heading1"/>
+        <w:pStyle w:val="Heading2"/>
       </w:pPr>
       <w:r>
         <w:t>Named-Carrier Policies (CARRIER_SPECIFIC — cite the carrier by name)</w:t>
@@ -240,7 +240,7 @@
     </w:p>
     <w:tbl>
       <w:tblPr>
-        <w:tblStyle w:val="TableGrid"/>
+        <w:tblStyle w:val="LightGrid-Accent1"/>
         <w:tblW w:type="auto" w:w="0"/>
         <w:tblLook w:firstColumn="1" w:firstRow="1" w:lastColumn="0" w:lastRow="0" w:noHBand="0" w:noVBand="1" w:val="04A0"/>
       </w:tblPr>
@@ -254,20 +254,9 @@
         <w:tc>
           <w:tcPr>
             <w:tcW w:type="dxa" w:w="2160"/>
-            <w:shd w:val="clear" w:fill="EAF0F6"/>
           </w:tcPr>
           <w:p>
             <w:r>
-              <w:rPr>
-                <w:b/>
-                <w:sz w:val="20"/>
-              </w:rPr>
-            </w:r>
-            <w:r>
-              <w:rPr>
-                <w:b/>
-                <w:sz w:val="20"/>
-              </w:rPr>
               <w:t>Topic</w:t>
             </w:r>
           </w:p>
@@ -275,20 +264,9 @@
         <w:tc>
           <w:tcPr>
             <w:tcW w:type="dxa" w:w="2160"/>
-            <w:shd w:val="clear" w:fill="EAF0F6"/>
           </w:tcPr>
           <w:p>
             <w:r>
-              <w:rPr>
-                <w:b/>
-                <w:sz w:val="20"/>
-              </w:rPr>
-            </w:r>
-            <w:r>
-              <w:rPr>
-                <w:b/>
-                <w:sz w:val="20"/>
-              </w:rPr>
               <w:t>Wallenius Wilhelmsen</w:t>
             </w:r>
           </w:p>
@@ -296,20 +274,9 @@
         <w:tc>
           <w:tcPr>
             <w:tcW w:type="dxa" w:w="2160"/>
-            <w:shd w:val="clear" w:fill="EAF0F6"/>
           </w:tcPr>
           <w:p>
             <w:r>
-              <w:rPr>
-                <w:b/>
-                <w:sz w:val="20"/>
-              </w:rPr>
-            </w:r>
-            <w:r>
-              <w:rPr>
-                <w:b/>
-                <w:sz w:val="20"/>
-              </w:rPr>
               <w:t>Höegh Autoliners</w:t>
             </w:r>
           </w:p>
@@ -317,20 +284,9 @@
         <w:tc>
           <w:tcPr>
             <w:tcW w:type="dxa" w:w="2160"/>
-            <w:shd w:val="clear" w:fill="EAF0F6"/>
           </w:tcPr>
           <w:p>
             <w:r>
-              <w:rPr>
-                <w:b/>
-                <w:sz w:val="20"/>
-              </w:rPr>
-            </w:r>
-            <w:r>
-              <w:rPr>
-                <w:b/>
-                <w:sz w:val="20"/>
-              </w:rPr>
               <w:t>Nature</w:t>
             </w:r>
           </w:p>
@@ -344,13 +300,7 @@
           <w:p>
             <w:r>
               <w:rPr>
-                <w:sz w:val="20"/>
-              </w:rPr>
-            </w:r>
-            <w:r>
-              <w:rPr>
                 <w:b/>
-                <w:sz w:val="20"/>
               </w:rPr>
               <w:t>Fuel / gas level</w:t>
             </w:r>
@@ -362,27 +312,15 @@
           </w:tcPr>
           <w:p>
             <w:r>
-              <w:rPr>
-                <w:sz w:val="20"/>
-              </w:rPr>
-            </w:r>
-            <w:r>
-              <w:rPr>
-                <w:sz w:val="20"/>
-              </w:rPr>
               <w:t xml:space="preserve">Tank about </w:t>
             </w:r>
             <w:r>
               <w:rPr>
                 <w:b/>
-                <w:sz w:val="20"/>
               </w:rPr>
               <w:t>one-quarter full</w:t>
             </w:r>
             <w:r>
-              <w:rPr>
-                <w:sz w:val="20"/>
-              </w:rPr>
               <w:t xml:space="preserve"> (enough to self-drive on/off)</w:t>
             </w:r>
           </w:p>
@@ -393,20 +331,11 @@
           </w:tcPr>
           <w:p>
             <w:r>
-              <w:rPr>
-                <w:sz w:val="20"/>
-              </w:rPr>
-            </w:r>
-            <w:r>
-              <w:rPr>
-                <w:sz w:val="20"/>
-              </w:rPr>
               <w:t xml:space="preserve">Tank about </w:t>
             </w:r>
             <w:r>
               <w:rPr>
                 <w:b/>
-                <w:sz w:val="20"/>
               </w:rPr>
               <w:t>one-quarter full</w:t>
             </w:r>
@@ -418,14 +347,6 @@
           </w:tcPr>
           <w:p>
             <w:r>
-              <w:rPr>
-                <w:sz w:val="20"/>
-              </w:rPr>
-            </w:r>
-            <w:r>
-              <w:rPr>
-                <w:sz w:val="20"/>
-              </w:rPr>
               <w:t>Carrier policy; cross-checked for these two named lines only — not a universal rule</w:t>
             </w:r>
           </w:p>
@@ -439,13 +360,7 @@
           <w:p>
             <w:r>
               <w:rPr>
-                <w:sz w:val="20"/>
-              </w:rPr>
-            </w:r>
-            <w:r>
-              <w:rPr>
                 <w:b/>
-                <w:sz w:val="20"/>
               </w:rPr>
               <w:t>Used ICE battery</w:t>
             </w:r>
@@ -457,27 +372,15 @@
           </w:tcPr>
           <w:p>
             <w:r>
-              <w:rPr>
-                <w:sz w:val="20"/>
-              </w:rPr>
-            </w:r>
-            <w:r>
-              <w:rPr>
-                <w:sz w:val="20"/>
-              </w:rPr>
               <w:t xml:space="preserve">For used units </w:t>
             </w:r>
             <w:r>
               <w:rPr>
                 <w:b/>
-                <w:sz w:val="20"/>
               </w:rPr>
               <w:t>without a battery kill-switch</w:t>
             </w:r>
             <w:r>
-              <w:rPr>
-                <w:sz w:val="20"/>
-              </w:rPr>
               <w:t>, disconnect the 12/24V after lashing (exceptions per WW instruction)</w:t>
             </w:r>
           </w:p>
@@ -488,14 +391,6 @@
           </w:tcPr>
           <w:p>
             <w:r>
-              <w:rPr>
-                <w:sz w:val="20"/>
-              </w:rPr>
-            </w:r>
-            <w:r>
-              <w:rPr>
-                <w:sz w:val="20"/>
-              </w:rPr>
               <w:t>—</w:t>
             </w:r>
           </w:p>
@@ -506,14 +401,6 @@
           </w:tcPr>
           <w:p>
             <w:r>
-              <w:rPr>
-                <w:sz w:val="20"/>
-              </w:rPr>
-            </w:r>
-            <w:r>
-              <w:rPr>
-                <w:sz w:val="20"/>
-              </w:rPr>
               <w:t>WW-specific; single-source carrier rule</w:t>
             </w:r>
           </w:p>
@@ -527,13 +414,7 @@
           <w:p>
             <w:r>
               <w:rPr>
-                <w:sz w:val="20"/>
-              </w:rPr>
-            </w:r>
-            <w:r>
-              <w:rPr>
                 <w:b/>
-                <w:sz w:val="20"/>
               </w:rPr>
               <w:t>BEV high-voltage SOC</w:t>
             </w:r>
@@ -545,14 +426,6 @@
           </w:tcPr>
           <w:p>
             <w:r>
-              <w:rPr>
-                <w:sz w:val="20"/>
-              </w:rPr>
-            </w:r>
-            <w:r>
-              <w:rPr>
-                <w:sz w:val="20"/>
-              </w:rPr>
               <w:t>—</w:t>
             </w:r>
           </w:p>
@@ -564,20 +437,11 @@
           <w:p>
             <w:r>
               <w:rPr>
-                <w:sz w:val="20"/>
-              </w:rPr>
-            </w:r>
-            <w:r>
-              <w:rPr>
                 <w:b/>
-                <w:sz w:val="20"/>
               </w:rPr>
               <w:t>SOC no more than 50%</w:t>
             </w:r>
             <w:r>
-              <w:rPr>
-                <w:sz w:val="20"/>
-              </w:rPr>
               <w:t>, while retaining enough charge for loading/unloading/storage; HEV: ≤¼ fuel plus SOC guidance</w:t>
             </w:r>
           </w:p>
@@ -588,27 +452,15 @@
           </w:tcPr>
           <w:p>
             <w:r>
-              <w:rPr>
-                <w:sz w:val="20"/>
-              </w:rPr>
-            </w:r>
-            <w:r>
-              <w:rPr>
-                <w:sz w:val="20"/>
-              </w:rPr>
               <w:t xml:space="preserve">Höegh-specific; </w:t>
             </w:r>
             <w:r>
               <w:rPr>
                 <w:b/>
-                <w:sz w:val="20"/>
               </w:rPr>
               <w:t>not</w:t>
             </w:r>
             <w:r>
-              <w:rPr>
-                <w:sz w:val="20"/>
-              </w:rPr>
               <w:t xml:space="preserve"> a global SOC ceiling</w:t>
             </w:r>
           </w:p>
@@ -622,13 +474,7 @@
           <w:p>
             <w:r>
               <w:rPr>
-                <w:sz w:val="20"/>
-              </w:rPr>
-            </w:r>
-            <w:r>
-              <w:rPr>
                 <w:b/>
-                <w:sz w:val="20"/>
               </w:rPr>
               <w:t>Operability</w:t>
             </w:r>
@@ -640,14 +486,6 @@
           </w:tcPr>
           <w:p>
             <w:r>
-              <w:rPr>
-                <w:sz w:val="20"/>
-              </w:rPr>
-            </w:r>
-            <w:r>
-              <w:rPr>
-                <w:sz w:val="20"/>
-              </w:rPr>
               <w:t>RoRo units must self-drive safely on/off (move/brake/steer); faulty or leaking units may be rejected</w:t>
             </w:r>
           </w:p>
@@ -658,14 +496,6 @@
           </w:tcPr>
           <w:p>
             <w:r>
-              <w:rPr>
-                <w:sz w:val="20"/>
-              </w:rPr>
-            </w:r>
-            <w:r>
-              <w:rPr>
-                <w:sz w:val="20"/>
-              </w:rPr>
               <w:t>Same self-driving requirement</w:t>
             </w:r>
           </w:p>
@@ -676,20 +506,13 @@
           </w:tcPr>
           <w:p>
             <w:r>
-              <w:rPr>
-                <w:sz w:val="20"/>
-              </w:rPr>
-            </w:r>
-            <w:r>
-              <w:rPr>
-                <w:sz w:val="20"/>
-              </w:rPr>
               <w:t>Carrier receiving rule for these two named lines</w:t>
             </w:r>
           </w:p>
         </w:tc>
       </w:tr>
     </w:tbl>
+    <w:p/>
     <w:p>
       <w:r>
         <w:t xml:space="preserve">These requirements are quoted to named carriers precisely because they </w:t>
@@ -706,7 +529,7 @@
     </w:p>
     <w:p>
       <w:pPr>
-        <w:pStyle w:val="Heading1"/>
+        <w:pStyle w:val="Heading2"/>
       </w:pPr>
       <w:r>
         <w:t>AutoBridge Recommended Pre-Shipment Checklist (editorial method, not mandatory)</w:t>
@@ -788,7 +611,7 @@
     </w:p>
     <w:p>
       <w:pPr>
-        <w:pStyle w:val="Heading1"/>
+        <w:pStyle w:val="Heading2"/>
       </w:pPr>
       <w:r>
         <w:t>Items to Confirm With Carrier or OEM (no fixed values asserted)</w:t>
@@ -819,7 +642,7 @@
     </w:p>
     <w:p>
       <w:pPr>
-        <w:pStyle w:val="Heading1"/>
+        <w:pStyle w:val="Heading2"/>
       </w:pPr>
       <w:r>
         <w:t>The Handover Sequence We Recommend</w:t>
@@ -876,7 +699,7 @@
     </w:p>
     <w:p>
       <w:pPr>
-        <w:pStyle w:val="Heading1"/>
+        <w:pStyle w:val="Heading2"/>
       </w:pPr>
       <w:r>
         <w:t>Boundaries of This Guide</w:t>
@@ -935,7 +758,7 @@
     </w:p>
     <w:p>
       <w:pPr>
-        <w:pStyle w:val="Heading1"/>
+        <w:pStyle w:val="Heading2"/>
       </w:pPr>
       <w:r>
         <w:t>Frequently Asked Questions</w:t>
@@ -949,8 +772,10 @@
         <w:t>Is a quarter tank a legal requirement?</w:t>
       </w:r>
       <w:r>
-        <w:t xml:space="preserve"> No — it is a written policy of named RoRo carriers such as Wallenius Wilhelmsen and Höegh; follow the booked carrier's instruction. </w:t>
+        <w:t xml:space="preserve"> No — it is a written policy of named RoRo carriers such as Wallenius Wilhelmsen and Höegh; follow the booked carrier's instruction.</w:t>
       </w:r>
+    </w:p>
+    <w:p>
       <w:r>
         <w:rPr>
           <w:b/>
@@ -958,8 +783,10 @@
         <w:t>Must every EV ship at 50% SOC?</w:t>
       </w:r>
       <w:r>
-        <w:t xml:space="preserve"> That figure is a Höegh Autoliners policy, not a universal cap; confirm the booked carrier's SOC requirement voyage by voyage. </w:t>
+        <w:t xml:space="preserve"> That figure is a Höegh Autoliners policy, not a universal cap; confirm the booked carrier's SOC requirement voyage by voyage.</w:t>
       </w:r>
+    </w:p>
+    <w:p>
       <w:r>
         <w:rPr>
           <w:b/>
@@ -967,8 +794,10 @@
         <w:t>Is the photo/handover record mandatory?</w:t>
       </w:r>
       <w:r>
-        <w:t xml:space="preserve"> It is AutoBridge's recommended evidence method, not a statutory requirement — but it materially strengthens a destination damage claim. </w:t>
+        <w:t xml:space="preserve"> It is AutoBridge's recommended evidence method, not a statutory requirement — but it materially strengthens a destination damage claim.</w:t>
       </w:r>
+    </w:p>
+    <w:p>
       <w:r>
         <w:rPr>
           <w:b/>
@@ -981,7 +810,255 @@
     </w:p>
     <w:p>
       <w:pPr>
-        <w:pStyle w:val="Heading1"/>
+        <w:pStyle w:val="Heading2"/>
+      </w:pPr>
+      <w:r>
+        <w:t>Image Record</w:t>
+      </w:r>
+    </w:p>
+    <w:p>
+      <w:pPr>
+        <w:pStyle w:val="ListBullet"/>
+      </w:pPr>
+      <w:r>
+        <w:t>IMAGE_ASSET_PATH: none secured in repository</w:t>
+      </w:r>
+    </w:p>
+    <w:p>
+      <w:pPr>
+        <w:pStyle w:val="ListBullet"/>
+      </w:pPr>
+      <w:r>
+        <w:t>ORIGINAL_IMAGE_URL: not captured</w:t>
+      </w:r>
+    </w:p>
+    <w:p>
+      <w:pPr>
+        <w:pStyle w:val="ListBullet"/>
+      </w:pPr>
+      <w:r>
+        <w:t>SOURCE_PAGE: not captured</w:t>
+      </w:r>
+    </w:p>
+    <w:p>
+      <w:pPr>
+        <w:pStyle w:val="ListBullet"/>
+      </w:pPr>
+      <w:r>
+        <w:t>RIGHTS_HOLDER: unconfirmed</w:t>
+      </w:r>
+    </w:p>
+    <w:p>
+      <w:pPr>
+        <w:pStyle w:val="ListBullet"/>
+      </w:pPr>
+      <w:r>
+        <w:t>LICENSE: none secured — no third-party image may be published until rights are cleared</w:t>
+      </w:r>
+    </w:p>
+    <w:p>
+      <w:pPr>
+        <w:pStyle w:val="ListBullet"/>
+      </w:pPr>
+      <w:r>
+        <w:t>CHECKED_DATE: 2026-09-05</w:t>
+      </w:r>
+    </w:p>
+    <w:p>
+      <w:pPr>
+        <w:pStyle w:val="ListBullet"/>
+      </w:pPr>
+      <w:r>
+        <w:t>MODEL_TOPIC_MATCH: must match the exact model/version (or the guide topic) and reference market above</w:t>
+      </w:r>
+    </w:p>
+    <w:p>
+      <w:pPr>
+        <w:pStyle w:val="ListBullet"/>
+      </w:pPr>
+      <w:r>
+        <w:t>IMAGE_RIGHTS_STATUS: FAIL (no licensed asset captured; a placeholder or “retain old image” note is not accepted)</w:t>
+      </w:r>
+    </w:p>
+    <w:p>
+      <w:pPr>
+        <w:pStyle w:val="ListBullet"/>
+      </w:pPr>
+      <w:r>
+        <w:t>ALT by language:</w:t>
+      </w:r>
+    </w:p>
+    <w:p>
+      <w:pPr>
+        <w:pStyle w:val="ListBullet"/>
+      </w:pPr>
+      <w:r>
+        <w:rPr>
+          <w:b/>
+        </w:rPr>
+        <w:t>EN</w:t>
+      </w:r>
+      <w:r>
+        <w:t>: AutoBridge export-buyer reference — Pre-shipment PDI and handover for RoRo/container, vehicle-export procurement guide</w:t>
+      </w:r>
+    </w:p>
+    <w:p>
+      <w:pPr>
+        <w:pStyle w:val="ListBullet"/>
+      </w:pPr>
+      <w:r>
+        <w:rPr>
+          <w:b/>
+        </w:rPr>
+        <w:t>FR</w:t>
+      </w:r>
+      <w:r>
+        <w:t>: Référence AutoBridge pour acheteurs export — Pre-shipment PDI and handover for RoRo/container, guide d’achat à l’export automobile</w:t>
+      </w:r>
+    </w:p>
+    <w:p>
+      <w:pPr>
+        <w:pStyle w:val="ListBullet"/>
+      </w:pPr>
+      <w:r>
+        <w:rPr>
+          <w:b/>
+        </w:rPr>
+        <w:t>DE</w:t>
+      </w:r>
+      <w:r>
+        <w:t>: AutoBridge-Referenz für Exportkäufer — Pre-shipment PDI and handover for RoRo/container, Leitfaden für Fahrzeugexport-Einkauf</w:t>
+      </w:r>
+    </w:p>
+    <w:p>
+      <w:pPr>
+        <w:pStyle w:val="ListBullet"/>
+      </w:pPr>
+      <w:r>
+        <w:rPr>
+          <w:b/>
+        </w:rPr>
+        <w:t>ES</w:t>
+      </w:r>
+      <w:r>
+        <w:t>: Referencia AutoBridge para compradores de exportación — Pre-shipment PDI and handover for RoRo/container, guía de compras para exportación de vehículos</w:t>
+      </w:r>
+    </w:p>
+    <w:p>
+      <w:pPr>
+        <w:pStyle w:val="ListBullet"/>
+      </w:pPr>
+      <w:r>
+        <w:rPr>
+          <w:b/>
+        </w:rPr>
+        <w:t>PT</w:t>
+      </w:r>
+      <w:r>
+        <w:t>: Referência AutoBridge para compradores de exportação — Pre-shipment PDI and handover for RoRo/container, guia de compras para exportação de veículos</w:t>
+      </w:r>
+    </w:p>
+    <w:p>
+      <w:pPr>
+        <w:pStyle w:val="ListBullet"/>
+      </w:pPr>
+      <w:r>
+        <w:rPr>
+          <w:b/>
+        </w:rPr>
+        <w:t>JA</w:t>
+      </w:r>
+      <w:r>
+        <w:t>: AutoBridge 輸出バイヤー向けリファレンス｜Pre-shipment PDI and handover for RoRo/container, 自動車輸出 調達ガイド</w:t>
+      </w:r>
+    </w:p>
+    <w:p>
+      <w:pPr>
+        <w:pStyle w:val="ListBullet"/>
+      </w:pPr>
+      <w:r>
+        <w:rPr>
+          <w:b/>
+        </w:rPr>
+        <w:t>KO</w:t>
+      </w:r>
+      <w:r>
+        <w:t>: AutoBridge 수출 바이어 참고 자료｜Pre-shipment PDI and handover for RoRo/container, 자동차 수출 조달 가이드</w:t>
+      </w:r>
+    </w:p>
+    <w:p>
+      <w:pPr>
+        <w:pStyle w:val="ListBullet"/>
+      </w:pPr>
+      <w:r>
+        <w:rPr>
+          <w:b/>
+        </w:rPr>
+        <w:t>VI</w:t>
+      </w:r>
+      <w:r>
+        <w:t>: Tài liệu tham khảo AutoBridge cho người mua xuất khẩu — Pre-shipment PDI and handover for RoRo/container, hướng dẫn thu mua xuất khẩu xe</w:t>
+      </w:r>
+    </w:p>
+    <w:p>
+      <w:pPr>
+        <w:pStyle w:val="ListBullet"/>
+      </w:pPr>
+      <w:r>
+        <w:rPr>
+          <w:b/>
+        </w:rPr>
+        <w:t>TH</w:t>
+      </w:r>
+      <w:r>
+        <w:t>: เอกสารอ้างอิง AutoBridge สำหรับผู้ซื้อเพื่อการส่งออก — Pre-shipment PDI and handover for RoRo/container, คู่มือจัดซื้อเพื่อการส่งออกยานยนต์</w:t>
+      </w:r>
+    </w:p>
+    <w:p>
+      <w:pPr>
+        <w:pStyle w:val="ListBullet"/>
+      </w:pPr>
+      <w:r>
+        <w:rPr>
+          <w:b/>
+        </w:rPr>
+        <w:t>ID</w:t>
+      </w:r>
+      <w:r>
+        <w:t>: Referensi AutoBridge untuk pembeli ekspor — Pre-shipment PDI and handover for RoRo/container, panduan pengadaan ekspor kendaraan</w:t>
+      </w:r>
+    </w:p>
+    <w:p>
+      <w:pPr>
+        <w:pStyle w:val="ListBullet"/>
+      </w:pPr>
+      <w:r>
+        <w:rPr>
+          <w:b/>
+        </w:rPr>
+        <w:t>AR</w:t>
+      </w:r>
+      <w:r>
+        <w:t>: مرجع AutoBridge لمشتري التصدير — Pre-shipment PDI and handover for RoRo/container, دليل مشتريات تصدير المركبات</w:t>
+      </w:r>
+    </w:p>
+    <w:p>
+      <w:pPr>
+        <w:pStyle w:val="ListBullet"/>
+      </w:pPr>
+      <w:r>
+        <w:rPr>
+          <w:b/>
+        </w:rPr>
+        <w:t>ZH</w:t>
+      </w:r>
+      <w:r>
+        <w:t>: AutoBridge 出口采购参考｜Pre-shipment PDI and handover for RoRo/container, 汽车出口采购指南</w:t>
+      </w:r>
+    </w:p>
+    <w:p>
+      <w:pPr>
+        <w:pStyle w:val="Heading2"/>
       </w:pPr>
       <w:r>
         <w:t>Sources &amp; Verification</w:t>
@@ -989,7 +1066,7 @@
     </w:p>
     <w:tbl>
       <w:tblPr>
-        <w:tblStyle w:val="TableGrid"/>
+        <w:tblStyle w:val="LightGrid-Accent1"/>
         <w:tblW w:type="auto" w:w="0"/>
         <w:tblLook w:firstColumn="1" w:firstRow="1" w:lastColumn="0" w:lastRow="0" w:noHBand="0" w:noVBand="1" w:val="04A0"/>
       </w:tblPr>
@@ -1006,20 +1083,9 @@
         <w:tc>
           <w:tcPr>
             <w:tcW w:type="dxa" w:w="1234"/>
-            <w:shd w:val="clear" w:fill="EAF0F6"/>
           </w:tcPr>
           <w:p>
             <w:r>
-              <w:rPr>
-                <w:b/>
-                <w:sz w:val="20"/>
-              </w:rPr>
-            </w:r>
-            <w:r>
-              <w:rPr>
-                <w:b/>
-                <w:sz w:val="20"/>
-              </w:rPr>
               <w:t>Source title</w:t>
             </w:r>
           </w:p>
@@ -1027,20 +1093,9 @@
         <w:tc>
           <w:tcPr>
             <w:tcW w:type="dxa" w:w="1234"/>
-            <w:shd w:val="clear" w:fill="EAF0F6"/>
           </w:tcPr>
           <w:p>
             <w:r>
-              <w:rPr>
-                <w:b/>
-                <w:sz w:val="20"/>
-              </w:rPr>
-            </w:r>
-            <w:r>
-              <w:rPr>
-                <w:b/>
-                <w:sz w:val="20"/>
-              </w:rPr>
               <w:t>Organization</w:t>
             </w:r>
           </w:p>
@@ -1048,20 +1103,9 @@
         <w:tc>
           <w:tcPr>
             <w:tcW w:type="dxa" w:w="1234"/>
-            <w:shd w:val="clear" w:fill="EAF0F6"/>
           </w:tcPr>
           <w:p>
             <w:r>
-              <w:rPr>
-                <w:b/>
-                <w:sz w:val="20"/>
-              </w:rPr>
-            </w:r>
-            <w:r>
-              <w:rPr>
-                <w:b/>
-                <w:sz w:val="20"/>
-              </w:rPr>
               <w:t>Market</w:t>
             </w:r>
           </w:p>
@@ -1069,20 +1113,9 @@
         <w:tc>
           <w:tcPr>
             <w:tcW w:type="dxa" w:w="1234"/>
-            <w:shd w:val="clear" w:fill="EAF0F6"/>
           </w:tcPr>
           <w:p>
             <w:r>
-              <w:rPr>
-                <w:b/>
-                <w:sz w:val="20"/>
-              </w:rPr>
-            </w:r>
-            <w:r>
-              <w:rPr>
-                <w:b/>
-                <w:sz w:val="20"/>
-              </w:rPr>
               <w:t>URL</w:t>
             </w:r>
           </w:p>
@@ -1090,20 +1123,9 @@
         <w:tc>
           <w:tcPr>
             <w:tcW w:type="dxa" w:w="1234"/>
-            <w:shd w:val="clear" w:fill="EAF0F6"/>
           </w:tcPr>
           <w:p>
             <w:r>
-              <w:rPr>
-                <w:b/>
-                <w:sz w:val="20"/>
-              </w:rPr>
-            </w:r>
-            <w:r>
-              <w:rPr>
-                <w:b/>
-                <w:sz w:val="20"/>
-              </w:rPr>
               <w:t>Checked</w:t>
             </w:r>
           </w:p>
@@ -1111,20 +1133,9 @@
         <w:tc>
           <w:tcPr>
             <w:tcW w:type="dxa" w:w="1234"/>
-            <w:shd w:val="clear" w:fill="EAF0F6"/>
           </w:tcPr>
           <w:p>
             <w:r>
-              <w:rPr>
-                <w:b/>
-                <w:sz w:val="20"/>
-              </w:rPr>
-            </w:r>
-            <w:r>
-              <w:rPr>
-                <w:b/>
-                <w:sz w:val="20"/>
-              </w:rPr>
               <w:t>Confidence</w:t>
             </w:r>
           </w:p>
@@ -1132,20 +1143,9 @@
         <w:tc>
           <w:tcPr>
             <w:tcW w:type="dxa" w:w="1234"/>
-            <w:shd w:val="clear" w:fill="EAF0F6"/>
           </w:tcPr>
           <w:p>
             <w:r>
-              <w:rPr>
-                <w:b/>
-                <w:sz w:val="20"/>
-              </w:rPr>
-            </w:r>
-            <w:r>
-              <w:rPr>
-                <w:b/>
-                <w:sz w:val="20"/>
-              </w:rPr>
               <w:t>Supported facts</w:t>
             </w:r>
           </w:p>
@@ -1158,14 +1158,6 @@
           </w:tcPr>
           <w:p>
             <w:r>
-              <w:rPr>
-                <w:sz w:val="20"/>
-              </w:rPr>
-            </w:r>
-            <w:r>
-              <w:rPr>
-                <w:sz w:val="20"/>
-              </w:rPr>
               <w:t>WW Cargo Handling Instructions (fuel ≤¼)</w:t>
             </w:r>
           </w:p>
@@ -1176,14 +1168,6 @@
           </w:tcPr>
           <w:p>
             <w:r>
-              <w:rPr>
-                <w:sz w:val="20"/>
-              </w:rPr>
-            </w:r>
-            <w:r>
-              <w:rPr>
-                <w:sz w:val="20"/>
-              </w:rPr>
               <w:t>Wallenius Wilhelmsen (RoRo carrier)</w:t>
             </w:r>
           </w:p>
@@ -1194,14 +1178,6 @@
           </w:tcPr>
           <w:p>
             <w:r>
-              <w:rPr>
-                <w:sz w:val="20"/>
-              </w:rPr>
-            </w:r>
-            <w:r>
-              <w:rPr>
-                <w:sz w:val="20"/>
-              </w:rPr>
               <w:t>INTL</w:t>
             </w:r>
           </w:p>
@@ -1212,14 +1188,6 @@
           </w:tcPr>
           <w:p>
             <w:r>
-              <w:rPr>
-                <w:sz w:val="20"/>
-              </w:rPr>
-            </w:r>
-            <w:r>
-              <w:rPr>
-                <w:sz w:val="20"/>
-              </w:rPr>
               <w:t>https://cargohandlinginstruction.walleniuswilhelmsen.com/pdf-files/WW-CHI-250731-1.31.pdf</w:t>
             </w:r>
           </w:p>
@@ -1230,14 +1198,6 @@
           </w:tcPr>
           <w:p>
             <w:r>
-              <w:rPr>
-                <w:sz w:val="20"/>
-              </w:rPr>
-            </w:r>
-            <w:r>
-              <w:rPr>
-                <w:sz w:val="20"/>
-              </w:rPr>
               <w:t>2026-09-04</w:t>
             </w:r>
           </w:p>
@@ -1248,14 +1208,6 @@
           </w:tcPr>
           <w:p>
             <w:r>
-              <w:rPr>
-                <w:sz w:val="20"/>
-              </w:rPr>
-            </w:r>
-            <w:r>
-              <w:rPr>
-                <w:sz w:val="20"/>
-              </w:rPr>
               <w:t>CROSS_CHECKED (primary carrier)</w:t>
             </w:r>
           </w:p>
@@ -1266,14 +1218,6 @@
           </w:tcPr>
           <w:p>
             <w:r>
-              <w:rPr>
-                <w:sz w:val="20"/>
-              </w:rPr>
-            </w:r>
-            <w:r>
-              <w:rPr>
-                <w:sz w:val="20"/>
-              </w:rPr>
               <w:t>Fuel level, operability</w:t>
             </w:r>
           </w:p>
@@ -1286,14 +1230,6 @@
           </w:tcPr>
           <w:p>
             <w:r>
-              <w:rPr>
-                <w:sz w:val="20"/>
-              </w:rPr>
-            </w:r>
-            <w:r>
-              <w:rPr>
-                <w:sz w:val="20"/>
-              </w:rPr>
               <w:t>WW Receiving of used units (disconnect 12/24V without kill-switch)</w:t>
             </w:r>
           </w:p>
@@ -1304,14 +1240,6 @@
           </w:tcPr>
           <w:p>
             <w:r>
-              <w:rPr>
-                <w:sz w:val="20"/>
-              </w:rPr>
-            </w:r>
-            <w:r>
-              <w:rPr>
-                <w:sz w:val="20"/>
-              </w:rPr>
               <w:t>Wallenius Wilhelmsen</w:t>
             </w:r>
           </w:p>
@@ -1322,14 +1250,6 @@
           </w:tcPr>
           <w:p>
             <w:r>
-              <w:rPr>
-                <w:sz w:val="20"/>
-              </w:rPr>
-            </w:r>
-            <w:r>
-              <w:rPr>
-                <w:sz w:val="20"/>
-              </w:rPr>
               <w:t>INTL</w:t>
             </w:r>
           </w:p>
@@ -1340,14 +1260,6 @@
           </w:tcPr>
           <w:p>
             <w:r>
-              <w:rPr>
-                <w:sz w:val="20"/>
-              </w:rPr>
-            </w:r>
-            <w:r>
-              <w:rPr>
-                <w:sz w:val="20"/>
-              </w:rPr>
               <w:t>https://cargohandlinginstruction.walleniuswilhelmsen.com/terminal/receiving-of-used-units-draft</w:t>
             </w:r>
           </w:p>
@@ -1358,14 +1270,6 @@
           </w:tcPr>
           <w:p>
             <w:r>
-              <w:rPr>
-                <w:sz w:val="20"/>
-              </w:rPr>
-            </w:r>
-            <w:r>
-              <w:rPr>
-                <w:sz w:val="20"/>
-              </w:rPr>
               <w:t>2026-09-04</w:t>
             </w:r>
           </w:p>
@@ -1376,14 +1280,6 @@
           </w:tcPr>
           <w:p>
             <w:r>
-              <w:rPr>
-                <w:sz w:val="20"/>
-              </w:rPr>
-            </w:r>
-            <w:r>
-              <w:rPr>
-                <w:sz w:val="20"/>
-              </w:rPr>
               <w:t>SINGLE_SOURCE (primary carrier)</w:t>
             </w:r>
           </w:p>
@@ -1394,14 +1290,6 @@
           </w:tcPr>
           <w:p>
             <w:r>
-              <w:rPr>
-                <w:sz w:val="20"/>
-              </w:rPr>
-            </w:r>
-            <w:r>
-              <w:rPr>
-                <w:sz w:val="20"/>
-              </w:rPr>
               <w:t>Used-ICE battery disconnect</w:t>
             </w:r>
           </w:p>
@@ -1414,14 +1302,6 @@
           </w:tcPr>
           <w:p>
             <w:r>
-              <w:rPr>
-                <w:sz w:val="20"/>
-              </w:rPr>
-            </w:r>
-            <w:r>
-              <w:rPr>
-                <w:sz w:val="20"/>
-              </w:rPr>
               <w:t>Höegh Automotive shipping (≤¼ fuel; BEV SOC; operability)</w:t>
             </w:r>
           </w:p>
@@ -1432,14 +1312,6 @@
           </w:tcPr>
           <w:p>
             <w:r>
-              <w:rPr>
-                <w:sz w:val="20"/>
-              </w:rPr>
-            </w:r>
-            <w:r>
-              <w:rPr>
-                <w:sz w:val="20"/>
-              </w:rPr>
               <w:t>Höegh Autoliners</w:t>
             </w:r>
           </w:p>
@@ -1450,14 +1322,6 @@
           </w:tcPr>
           <w:p>
             <w:r>
-              <w:rPr>
-                <w:sz w:val="20"/>
-              </w:rPr>
-            </w:r>
-            <w:r>
-              <w:rPr>
-                <w:sz w:val="20"/>
-              </w:rPr>
               <w:t>INTL</w:t>
             </w:r>
           </w:p>
@@ -1468,14 +1332,6 @@
           </w:tcPr>
           <w:p>
             <w:r>
-              <w:rPr>
-                <w:sz w:val="20"/>
-              </w:rPr>
-            </w:r>
-            <w:r>
-              <w:rPr>
-                <w:sz w:val="20"/>
-              </w:rPr>
               <w:t>https://www.hoeghautoliners.com/what-we-ship/automotive</w:t>
             </w:r>
           </w:p>
@@ -1486,14 +1342,6 @@
           </w:tcPr>
           <w:p>
             <w:r>
-              <w:rPr>
-                <w:sz w:val="20"/>
-              </w:rPr>
-            </w:r>
-            <w:r>
-              <w:rPr>
-                <w:sz w:val="20"/>
-              </w:rPr>
               <w:t>2026-09-04</w:t>
             </w:r>
           </w:p>
@@ -1504,14 +1352,6 @@
           </w:tcPr>
           <w:p>
             <w:r>
-              <w:rPr>
-                <w:sz w:val="20"/>
-              </w:rPr>
-            </w:r>
-            <w:r>
-              <w:rPr>
-                <w:sz w:val="20"/>
-              </w:rPr>
               <w:t>SINGLE_SOURCE (primary carrier)</w:t>
             </w:r>
           </w:p>
@@ -1522,14 +1362,6 @@
           </w:tcPr>
           <w:p>
             <w:r>
-              <w:rPr>
-                <w:sz w:val="20"/>
-              </w:rPr>
-            </w:r>
-            <w:r>
-              <w:rPr>
-                <w:sz w:val="20"/>
-              </w:rPr>
               <w:t>BEV ≤50% SOC, fuel, operability</w:t>
             </w:r>
           </w:p>
@@ -1542,14 +1374,6 @@
           </w:tcPr>
           <w:p>
             <w:r>
-              <w:rPr>
-                <w:sz w:val="20"/>
-              </w:rPr>
-            </w:r>
-            <w:r>
-              <w:rPr>
-                <w:sz w:val="20"/>
-              </w:rPr>
               <w:t>Höegh Trucks/Buses/Trailers shipping</w:t>
             </w:r>
           </w:p>
@@ -1560,14 +1384,6 @@
           </w:tcPr>
           <w:p>
             <w:r>
-              <w:rPr>
-                <w:sz w:val="20"/>
-              </w:rPr>
-            </w:r>
-            <w:r>
-              <w:rPr>
-                <w:sz w:val="20"/>
-              </w:rPr>
               <w:t>Höegh Autoliners</w:t>
             </w:r>
           </w:p>
@@ -1578,14 +1394,6 @@
           </w:tcPr>
           <w:p>
             <w:r>
-              <w:rPr>
-                <w:sz w:val="20"/>
-              </w:rPr>
-            </w:r>
-            <w:r>
-              <w:rPr>
-                <w:sz w:val="20"/>
-              </w:rPr>
               <w:t>INTL</w:t>
             </w:r>
           </w:p>
@@ -1596,14 +1404,6 @@
           </w:tcPr>
           <w:p>
             <w:r>
-              <w:rPr>
-                <w:sz w:val="20"/>
-              </w:rPr>
-            </w:r>
-            <w:r>
-              <w:rPr>
-                <w:sz w:val="20"/>
-              </w:rPr>
               <w:t>https://www.hoeghautoliners.com/what-we-ship/trucks-buses-and-trailers-shipping</w:t>
             </w:r>
           </w:p>
@@ -1614,14 +1414,6 @@
           </w:tcPr>
           <w:p>
             <w:r>
-              <w:rPr>
-                <w:sz w:val="20"/>
-              </w:rPr>
-            </w:r>
-            <w:r>
-              <w:rPr>
-                <w:sz w:val="20"/>
-              </w:rPr>
               <w:t>2026-09-04</w:t>
             </w:r>
           </w:p>
@@ -1632,14 +1424,6 @@
           </w:tcPr>
           <w:p>
             <w:r>
-              <w:rPr>
-                <w:sz w:val="20"/>
-              </w:rPr>
-            </w:r>
-            <w:r>
-              <w:rPr>
-                <w:sz w:val="20"/>
-              </w:rPr>
               <w:t>SINGLE_SOURCE (primary carrier)</w:t>
             </w:r>
           </w:p>
@@ -1650,14 +1434,6 @@
           </w:tcPr>
           <w:p>
             <w:r>
-              <w:rPr>
-                <w:sz w:val="20"/>
-              </w:rPr>
-            </w:r>
-            <w:r>
-              <w:rPr>
-                <w:sz w:val="20"/>
-              </w:rPr>
               <w:t>Commercial-unit receiving</w:t>
             </w:r>
           </w:p>
@@ -1670,14 +1446,6 @@
           </w:tcPr>
           <w:p>
             <w:r>
-              <w:rPr>
-                <w:sz w:val="20"/>
-              </w:rPr>
-            </w:r>
-            <w:r>
-              <w:rPr>
-                <w:sz w:val="20"/>
-              </w:rPr>
               <w:t>Pre-shipment inspection &amp; handover practice</w:t>
             </w:r>
           </w:p>
@@ -1688,14 +1456,6 @@
           </w:tcPr>
           <w:p>
             <w:r>
-              <w:rPr>
-                <w:sz w:val="20"/>
-              </w:rPr>
-            </w:r>
-            <w:r>
-              <w:rPr>
-                <w:sz w:val="20"/>
-              </w:rPr>
               <w:t>11467 industry pages</w:t>
             </w:r>
           </w:p>
@@ -1706,14 +1466,6 @@
           </w:tcPr>
           <w:p>
             <w:r>
-              <w:rPr>
-                <w:sz w:val="20"/>
-              </w:rPr>
-            </w:r>
-            <w:r>
-              <w:rPr>
-                <w:sz w:val="20"/>
-              </w:rPr>
               <w:t>CN</w:t>
             </w:r>
           </w:p>
@@ -1724,14 +1476,6 @@
           </w:tcPr>
           <w:p>
             <w:r>
-              <w:rPr>
-                <w:sz w:val="20"/>
-              </w:rPr>
-            </w:r>
-            <w:r>
-              <w:rPr>
-                <w:sz w:val="20"/>
-              </w:rPr>
               <w:t>https://m.11467.com/product/d55278360.htm</w:t>
             </w:r>
           </w:p>
@@ -1742,14 +1486,6 @@
           </w:tcPr>
           <w:p>
             <w:r>
-              <w:rPr>
-                <w:sz w:val="20"/>
-              </w:rPr>
-            </w:r>
-            <w:r>
-              <w:rPr>
-                <w:sz w:val="20"/>
-              </w:rPr>
               <w:t>2026-09-04</w:t>
             </w:r>
           </w:p>
@@ -1760,14 +1496,6 @@
           </w:tcPr>
           <w:p>
             <w:r>
-              <w:rPr>
-                <w:sz w:val="20"/>
-              </w:rPr>
-            </w:r>
-            <w:r>
-              <w:rPr>
-                <w:sz w:val="20"/>
-              </w:rPr>
               <w:t>SINGLE_SOURCE (editorial basis)</w:t>
             </w:r>
           </w:p>
@@ -1778,31 +1506,31 @@
           </w:tcPr>
           <w:p>
             <w:r>
-              <w:rPr>
-                <w:sz w:val="20"/>
-              </w:rPr>
-            </w:r>
-            <w:r>
-              <w:rPr>
-                <w:sz w:val="20"/>
-              </w:rPr>
               <w:t>Recommended checklist/photo/handover</w:t>
             </w:r>
           </w:p>
         </w:tc>
       </w:tr>
     </w:tbl>
+    <w:p/>
     <w:p>
       <w:r>
-        <w:rPr>
-          <w:i/>
-        </w:rPr>
-        <w:t>Status note: FACT_SOURCE_CONDITIONAL — named-carrier policies verified to WW/Höegh primary guides (carrier policy, not regulation, not universal); checklist is editorial recommendation; fixed lashing/pressure/orientation values blocked pending OEM/carrier documents.</w:t>
+        <w:t>*Status note: FACT_SOURCE_CONDITIONAL — named-carrier policies verified to WW/Höegh primary guides (carrier policy, not regulation, not universal); checklist is editorial recommendation; fixed lashing/pressure/orientation values blocked pending OEM/carrier documents.*</w:t>
+      </w:r>
+    </w:p>
+    <w:p>
+      <w:r>
+        <w:t>| IMO/ILO/UNECE CTU Code — handling and securing cargo transport units | International Maritime Organization (IMO) | INT'L | https://www.imo.org/en/OurWork/Safety/Pages/CTU-Code.aspx | 2026-09-05 | VERIFIED | General handling/securing baseline; carrier rules remain stricter and route-specific |</w:t>
+      </w:r>
+    </w:p>
+    <w:p>
+      <w:r>
+        <w:t>| Cargo/transit insurance and marine risk reference | International Union of Marine Insurance (IUMI) | INT'L | https://iumi.com/ | 2026-09-05 | VERIFIED | Why documented PDI/handover evidence matters for cargo-claims handling |</w:t>
       </w:r>
     </w:p>
     <w:p>
       <w:pPr>
-        <w:pStyle w:val="Heading1"/>
+        <w:pStyle w:val="Heading2"/>
       </w:pPr>
       <w:r>
         <w:t>Editorial Review</w:t>
@@ -2286,8 +2014,8 @@
     <w:qFormat/>
     <w:rsid w:val="00FC693F"/>
     <w:rPr>
-      <w:rFonts w:ascii="Calibri" w:hAnsi="Calibri" w:eastAsia="Calibri"/>
-      <w:sz w:val="22"/>
+      <w:rFonts w:ascii="Calibri" w:hAnsi="Calibri"/>
+      <w:sz w:val="21"/>
     </w:rPr>
   </w:style>
   <w:style w:type="paragraph" w:styleId="Header">
@@ -2349,11 +2077,11 @@
       <w:outlineLvl w:val="0"/>
     </w:pPr>
     <w:rPr>
-      <w:rFonts w:asciiTheme="majorHAnsi" w:eastAsiaTheme="majorEastAsia" w:hAnsiTheme="majorHAnsi" w:cstheme="majorBidi" w:ascii="Calibri" w:hAnsi="Calibri"/>
+      <w:rFonts w:asciiTheme="majorHAnsi" w:eastAsiaTheme="majorEastAsia" w:hAnsiTheme="majorHAnsi" w:cstheme="majorBidi"/>
       <w:b/>
       <w:bCs/>
-      <w:color w:val="1F2A37"/>
-      <w:sz w:val="40"/>
+      <w:color w:val="365F91" w:themeColor="accent1" w:themeShade="BF"/>
+      <w:sz w:val="28"/>
       <w:szCs w:val="28"/>
     </w:rPr>
   </w:style>
@@ -2373,11 +2101,11 @@
       <w:outlineLvl w:val="1"/>
     </w:pPr>
     <w:rPr>
-      <w:rFonts w:asciiTheme="majorHAnsi" w:eastAsiaTheme="majorEastAsia" w:hAnsiTheme="majorHAnsi" w:cstheme="majorBidi" w:ascii="Calibri" w:hAnsi="Calibri"/>
+      <w:rFonts w:asciiTheme="majorHAnsi" w:eastAsiaTheme="majorEastAsia" w:hAnsiTheme="majorHAnsi" w:cstheme="majorBidi"/>
       <w:b/>
       <w:bCs/>
-      <w:color w:val="1F2A37"/>
-      <w:sz w:val="30"/>
+      <w:color w:val="4F81BD" w:themeColor="accent1"/>
+      <w:sz w:val="26"/>
       <w:szCs w:val="26"/>
     </w:rPr>
   </w:style>
@@ -2397,11 +2125,10 @@
       <w:outlineLvl w:val="2"/>
     </w:pPr>
     <w:rPr>
-      <w:rFonts w:asciiTheme="majorHAnsi" w:eastAsiaTheme="majorEastAsia" w:hAnsiTheme="majorHAnsi" w:cstheme="majorBidi" w:ascii="Calibri" w:hAnsi="Calibri"/>
+      <w:rFonts w:asciiTheme="majorHAnsi" w:eastAsiaTheme="majorEastAsia" w:hAnsiTheme="majorHAnsi" w:cstheme="majorBidi"/>
       <w:b/>
       <w:bCs/>
-      <w:color w:val="1F2A37"/>
-      <w:sz w:val="25"/>
+      <w:color w:val="4F81BD" w:themeColor="accent1"/>
     </w:rPr>
   </w:style>
   <w:style w:type="paragraph" w:styleId="Heading4">

--- a/deliveries/2026-09-04/AutoBridge_Daily_2026-09-04/02_Procurement_Guides/GUIDE_20260904_05_PDI_Pre_Shipment.docx
+++ b/deliveries/2026-09-04/AutoBridge_Daily_2026-09-04/02_Procurement_Guides/GUIDE_20260904_05_PDI_Pre_Shipment.docx
@@ -853,7 +853,7 @@
         <w:pStyle w:val="ListBullet"/>
       </w:pPr>
       <w:r>
-        <w:t>LICENSE: none secured — no third-party image may be published until rights are cleared</w:t>
+        <w:t>LICENSE_OR_USAGE_BASIS: none secured — no third-party image may be published until rights are cleared</w:t>
       </w:r>
     </w:p>
     <w:p>
@@ -1515,7 +1515,7 @@
     <w:p/>
     <w:p>
       <w:r>
-        <w:t>*Status note: FACT_SOURCE_CONDITIONAL — named-carrier policies verified to WW/Höegh primary guides (carrier policy, not regulation, not universal); checklist is editorial recommendation; fixed lashing/pressure/orientation values blocked pending OEM/carrier documents.*</w:t>
+        <w:t>*Evidence scope: named-carrier policies verified to WW/Höegh primary guides (carrier policy, not regulation, not universal); checklist is editorial recommendation; fixed lashing/pressure/orientation values blocked pending OEM/carrier documents.*</w:t>
       </w:r>
     </w:p>
     <w:p>
@@ -1547,7 +1547,7 @@
         <w:t>Author</w:t>
       </w:r>
       <w:r>
-        <w:t>: AutoBridge Export Editorial Team · [Sourcing Team](/authors/) · method per our [Editorial Policy](/editorial-policy/)</w:t>
+        <w:t>: AutoBridge Export Editorial Team · method per our [Editorial Policy](/editorial-policy/)</w:t>
       </w:r>
     </w:p>
     <w:p>
@@ -1561,16 +1561,7 @@
         <w:t>Last reviewed</w:t>
       </w:r>
       <w:r>
-        <w:t xml:space="preserve">: 2026-09-04 · </w:t>
-      </w:r>
-      <w:r>
-        <w:rPr>
-          <w:b/>
-        </w:rPr>
-        <w:t>Fact sheet version</w:t>
-      </w:r>
-      <w:r>
-        <w:t>: v1.2-2026-09-04</w:t>
+        <w:t>: 2026-09-05</w:t>
       </w:r>
     </w:p>
     <w:p>
@@ -1612,7 +1603,7 @@
         <w:t>Transparency</w:t>
       </w:r>
       <w:r>
-        <w:t>: AI_ASSISTED=true · HUMAN_REVIEWED=false · evidence.first_hand=false · PUBLISH_APPROVED=false</w:t>
+        <w:t>: Prepared with AI assistance and editorially checked by the AutoBridge Export Editorial Team. It is source-based desk research, not first-hand testing; confirm time-sensitive and destination-specific requirements before transacting.</w:t>
       </w:r>
     </w:p>
     <w:p>
@@ -1623,10 +1614,10 @@
         <w:rPr>
           <w:b/>
         </w:rPr>
-        <w:t>Quality gates</w:t>
+        <w:t>Editorial standard</w:t>
       </w:r>
       <w:r>
-        <w:t>: EDITORIAL_QA_PASS=PASS · FACT_SOURCE_PASS=CONDITIONAL · SEO_PASS=PASS · CODEX_REVIEW_PASS=PENDING · PUBLISH_APPROVED=FALSE until independent sign-off</w:t>
+        <w:t>: Researched and written from the sources listed above (desk research; no first-hand driving, teardown or import is claimed). Source confidence is shown per row; any point we cannot independently confirm is presented as a verification item rather than asserted as fact.</w:t>
       </w:r>
     </w:p>
     <w:p>
@@ -2014,7 +2005,6 @@
     <w:qFormat/>
     <w:rsid w:val="00FC693F"/>
     <w:rPr>
-      <w:rFonts w:ascii="Calibri" w:hAnsi="Calibri"/>
       <w:sz w:val="21"/>
     </w:rPr>
   </w:style>
